--- a/Requirements/UseCasesPhase1/DiscussionPoints.docx
+++ b/Requirements/UseCasesPhase1/DiscussionPoints.docx
@@ -5907,7 +5907,7 @@
           <w:szCs w:val="24"/>
           <w:lang w:eastAsia="en-AU"/>
         </w:rPr>
-        <w:t xml:space="preserve">Menopause </w:t>
+        <w:t>Menopause</w:t>
       </w:r>
     </w:p>
     <w:p>
@@ -6086,6 +6086,7 @@
           <w:lang w:eastAsia="en-AU"/>
         </w:rPr>
       </w:pPr>
+      <w:proofErr w:type="gramStart"/>
       <w:r>
         <w:rPr>
           <w:rFonts w:ascii="Times New Roman" w:eastAsia="Times New Roman" w:hAnsi="Times New Roman" w:cs="Times New Roman"/>
@@ -6095,6 +6096,7 @@
         </w:rPr>
         <w:t>cloud</w:t>
       </w:r>
+      <w:proofErr w:type="gramEnd"/>
       <w:r>
         <w:rPr>
           <w:rFonts w:ascii="Times New Roman" w:eastAsia="Times New Roman" w:hAnsi="Times New Roman" w:cs="Times New Roman"/>
@@ -6112,6 +6114,35 @@
           <w:lang w:eastAsia="en-AU"/>
         </w:rPr>
         <w:t>(common choices by the user)</w:t>
+      </w:r>
+      <w:r>
+        <w:rPr>
+          <w:rFonts w:ascii="Times New Roman" w:eastAsia="Times New Roman" w:hAnsi="Times New Roman" w:cs="Times New Roman"/>
+          <w:sz w:val="24"/>
+          <w:szCs w:val="24"/>
+          <w:lang w:eastAsia="en-AU"/>
+        </w:rPr>
+        <w:t xml:space="preserve"> google calendar &amp; </w:t>
+      </w:r>
+      <w:proofErr w:type="spellStart"/>
+      <w:r>
+        <w:rPr>
+          <w:rFonts w:ascii="Times New Roman" w:eastAsia="Times New Roman" w:hAnsi="Times New Roman" w:cs="Times New Roman"/>
+          <w:sz w:val="24"/>
+          <w:szCs w:val="24"/>
+          <w:lang w:eastAsia="en-AU"/>
+        </w:rPr>
+        <w:t>icloud</w:t>
+      </w:r>
+      <w:proofErr w:type="spellEnd"/>
+      <w:r>
+        <w:rPr>
+          <w:rFonts w:ascii="Times New Roman" w:eastAsia="Times New Roman" w:hAnsi="Times New Roman" w:cs="Times New Roman"/>
+          <w:sz w:val="24"/>
+          <w:szCs w:val="24"/>
+          <w:lang w:eastAsia="en-AU"/>
+        </w:rPr>
+        <w:t xml:space="preserve"> already implemented already.</w:t>
       </w:r>
     </w:p>
     <w:p>
@@ -6725,6 +6756,17 @@
         </w:rPr>
         <w:t xml:space="preserve"> → API layer</w:t>
       </w:r>
+      <w:r>
+        <w:rPr>
+          <w:rFonts w:ascii="Times New Roman" w:eastAsia="Times New Roman" w:hAnsi="Times New Roman" w:cs="Times New Roman"/>
+          <w:b/>
+          <w:bCs/>
+          <w:sz w:val="24"/>
+          <w:szCs w:val="24"/>
+          <w:lang w:eastAsia="en-AU"/>
+        </w:rPr>
+        <w:t xml:space="preserve"> + Railway app.</w:t>
+      </w:r>
     </w:p>
     <w:p>
       <w:pPr>
@@ -6749,6 +6791,39 @@
         </w:rPr>
         <w:t>Health Summary PDF generation</w:t>
       </w:r>
+      <w:r>
+        <w:rPr>
+          <w:rFonts w:ascii="Times New Roman" w:eastAsia="Times New Roman" w:hAnsi="Times New Roman" w:cs="Times New Roman"/>
+          <w:sz w:val="24"/>
+          <w:szCs w:val="24"/>
+          <w:lang w:eastAsia="en-AU"/>
+        </w:rPr>
+        <w:t xml:space="preserve">: </w:t>
+      </w:r>
+      <w:bookmarkStart w:id="0" w:name="_GoBack"/>
+      <w:proofErr w:type="spellStart"/>
+      <w:r>
+        <w:rPr>
+          <w:rFonts w:ascii="Times New Roman" w:eastAsia="Times New Roman" w:hAnsi="Times New Roman" w:cs="Times New Roman"/>
+          <w:color w:val="FF0000"/>
+          <w:sz w:val="24"/>
+          <w:szCs w:val="24"/>
+          <w:lang w:eastAsia="en-AU"/>
+        </w:rPr>
+        <w:t>json</w:t>
+      </w:r>
+      <w:proofErr w:type="spellEnd"/>
+      <w:r>
+        <w:rPr>
+          <w:rFonts w:ascii="Times New Roman" w:eastAsia="Times New Roman" w:hAnsi="Times New Roman" w:cs="Times New Roman"/>
+          <w:color w:val="FF0000"/>
+          <w:sz w:val="24"/>
+          <w:szCs w:val="24"/>
+          <w:lang w:eastAsia="en-AU"/>
+        </w:rPr>
+        <w:t xml:space="preserve"> xml????</w:t>
+      </w:r>
+      <w:bookmarkEnd w:id="0"/>
     </w:p>
     <w:p>
       <w:pPr>
@@ -7005,6 +7080,7 @@
           <w:szCs w:val="24"/>
           <w:lang w:eastAsia="en-AU"/>
         </w:rPr>
+        <w:lastRenderedPageBreak/>
         <w:t xml:space="preserve">Free text </w:t>
       </w:r>
     </w:p>
@@ -7027,7 +7103,6 @@
           <w:szCs w:val="24"/>
           <w:lang w:eastAsia="en-AU"/>
         </w:rPr>
-        <w:lastRenderedPageBreak/>
         <w:t>17. Medical app grade cyber security</w:t>
       </w:r>
     </w:p>
@@ -7380,16 +7455,7 @@
           <w:szCs w:val="24"/>
           <w:lang w:eastAsia="en-AU"/>
         </w:rPr>
-        <w:t>CICD pipeline + Dockeriz</w:t>
-      </w:r>
-      <w:r>
-        <w:rPr>
-          <w:rFonts w:ascii="Times New Roman" w:eastAsia="Times New Roman" w:hAnsi="Times New Roman" w:cs="Times New Roman"/>
-          <w:sz w:val="24"/>
-          <w:szCs w:val="24"/>
-          <w:lang w:eastAsia="en-AU"/>
-        </w:rPr>
-        <w:t>ation + Kubernetes + IAC (Terraform)</w:t>
+        <w:t>CICD pipeline + Dockerization + Kubernetes + IAC (Terraform)</w:t>
       </w:r>
     </w:p>
     <w:p>
@@ -7523,7 +7589,6 @@
           <w:lang w:eastAsia="en-AU"/>
         </w:rPr>
       </w:pPr>
-      <w:bookmarkStart w:id="0" w:name="_GoBack"/>
       <w:r>
         <w:rPr>
           <w:rFonts w:ascii="Times New Roman" w:eastAsia="Times New Roman" w:hAnsi="Times New Roman" w:cs="Times New Roman"/>
@@ -7535,7 +7600,6 @@
         <w:t>App link: CheckUpp Android</w:t>
       </w:r>
     </w:p>
-    <w:bookmarkEnd w:id="0"/>
     <w:p>
       <w:pPr>
         <w:spacing w:before="100" w:beforeAutospacing="1" w:after="100" w:afterAutospacing="1" w:line="240" w:lineRule="auto"/>
@@ -7546,70 +7610,18 @@
           <w:lang w:eastAsia="en-AU"/>
         </w:rPr>
       </w:pPr>
-      <w:r>
-        <w:rPr>
-          <w:rFonts w:ascii="Times New Roman" w:eastAsia="Times New Roman" w:hAnsi="Times New Roman" w:cs="Times New Roman"/>
-          <w:sz w:val="24"/>
-          <w:szCs w:val="24"/>
-          <w:lang w:eastAsia="en-AU"/>
-        </w:rPr>
-        <w:fldChar w:fldCharType="begin"/>
-      </w:r>
-      <w:r>
-        <w:rPr>
-          <w:rFonts w:ascii="Times New Roman" w:eastAsia="Times New Roman" w:hAnsi="Times New Roman" w:cs="Times New Roman"/>
-          <w:sz w:val="24"/>
-          <w:szCs w:val="24"/>
-          <w:lang w:eastAsia="en-AU"/>
-        </w:rPr>
-        <w:instrText xml:space="preserve"> HYPERLINK "</w:instrText>
-      </w:r>
-      <w:r>
-        <w:rPr>
-          <w:rFonts w:ascii="Times New Roman" w:eastAsia="Times New Roman" w:hAnsi="Times New Roman" w:cs="Times New Roman"/>
-          <w:sz w:val="24"/>
-          <w:szCs w:val="24"/>
-          <w:lang w:eastAsia="en-AU"/>
-        </w:rPr>
-        <w:instrText>https://play.google.com/store/apps/details?id=com.app.healthpassport&amp;hl=en-US&amp;ah=elMVKQtcUuf-9EZGGjurwF10sjY</w:instrText>
-      </w:r>
-      <w:r>
-        <w:rPr>
-          <w:rFonts w:ascii="Times New Roman" w:eastAsia="Times New Roman" w:hAnsi="Times New Roman" w:cs="Times New Roman"/>
-          <w:sz w:val="24"/>
-          <w:szCs w:val="24"/>
-          <w:lang w:eastAsia="en-AU"/>
-        </w:rPr>
-        <w:instrText xml:space="preserve">" </w:instrText>
-      </w:r>
-      <w:r>
-        <w:rPr>
-          <w:rFonts w:ascii="Times New Roman" w:eastAsia="Times New Roman" w:hAnsi="Times New Roman" w:cs="Times New Roman"/>
-          <w:sz w:val="24"/>
-          <w:szCs w:val="24"/>
-          <w:lang w:eastAsia="en-AU"/>
-        </w:rPr>
-        <w:fldChar w:fldCharType="separate"/>
-      </w:r>
-      <w:r>
-        <w:rPr>
-          <w:rStyle w:val="Hyperlink"/>
-          <w:rFonts w:ascii="Times New Roman" w:eastAsia="Times New Roman" w:hAnsi="Times New Roman" w:cs="Times New Roman"/>
-          <w:sz w:val="24"/>
-          <w:szCs w:val="24"/>
-          <w:lang w:eastAsia="en-AU"/>
-        </w:rPr>
-        <w:t>https://play.google.com/store/apps/details?id=com.app.healthpassport&amp;hl=en-US&amp;ah=elMVKQtcUuf-9EZGGjurwF10sjY</w:t>
-      </w:r>
-      <w:r>
-        <w:rPr>
-          <w:rFonts w:ascii="Times New Roman" w:eastAsia="Times New Roman" w:hAnsi="Times New Roman" w:cs="Times New Roman"/>
-          <w:sz w:val="24"/>
-          <w:szCs w:val="24"/>
-          <w:lang w:eastAsia="en-AU"/>
-        </w:rPr>
-        <w:fldChar w:fldCharType="end"/>
-      </w:r>
+      <w:hyperlink r:id="rId16" w:history="1">
+        <w:r>
+          <w:rPr>
+            <w:rStyle w:val="Hyperlink"/>
+            <w:rFonts w:ascii="Times New Roman" w:eastAsia="Times New Roman" w:hAnsi="Times New Roman" w:cs="Times New Roman"/>
+            <w:sz w:val="24"/>
+            <w:szCs w:val="24"/>
+            <w:lang w:eastAsia="en-AU"/>
+          </w:rPr>
+          <w:t>https://play.google.com/store/apps/details?id=com.app.healthpassport&amp;hl=en-US&amp;ah=elMVKQtcUuf-9EZGGjurwF10sjY</w:t>
+        </w:r>
+      </w:hyperlink>
     </w:p>
     <w:p>
       <w:pPr>
@@ -7621,7 +7633,7 @@
           <w:lang w:eastAsia="en-AU"/>
         </w:rPr>
       </w:pPr>
-      <w:hyperlink r:id="rId16" w:history="1">
+      <w:hyperlink r:id="rId17" w:history="1">
         <w:r>
           <w:rPr>
             <w:rStyle w:val="Hyperlink"/>

--- a/Requirements/UseCasesPhase1/DiscussionPoints.docx
+++ b/Requirements/UseCasesPhase1/DiscussionPoints.docx
@@ -1,6 +1,6 @@
 
 <file path=word/document.xml><?xml version="1.0" encoding="utf-8"?>
-<w:document xmlns:wpc="http://schemas.microsoft.com/office/word/2010/wordprocessingCanvas" xmlns:mc="http://schemas.openxmlformats.org/markup-compatibility/2006" xmlns:o="urn:schemas-microsoft-com:office:office" xmlns:r="http://schemas.openxmlformats.org/officeDocument/2006/relationships" xmlns:m="http://schemas.openxmlformats.org/officeDocument/2006/math" xmlns:v="urn:schemas-microsoft-com:vml" xmlns:wp14="http://schemas.microsoft.com/office/word/2010/wordprocessingDrawing" xmlns:wp="http://schemas.openxmlformats.org/drawingml/2006/wordprocessingDrawing" xmlns:w10="urn:schemas-microsoft-com:office:word" xmlns:w="http://schemas.openxmlformats.org/wordprocessingml/2006/main" xmlns:w14="http://schemas.microsoft.com/office/word/2010/wordml" xmlns:w15="http://schemas.microsoft.com/office/word/2012/wordml" xmlns:wpg="http://schemas.microsoft.com/office/word/2010/wordprocessingGroup" xmlns:wpi="http://schemas.microsoft.com/office/word/2010/wordprocessingInk" xmlns:wne="http://schemas.microsoft.com/office/word/2006/wordml" xmlns:wps="http://schemas.microsoft.com/office/word/2010/wordprocessingShape" mc:Ignorable="w14 w15 wp14">
+<w:document xmlns:wpc="http://schemas.microsoft.com/office/word/2010/wordprocessingCanvas" xmlns:cx="http://schemas.microsoft.com/office/drawing/2014/chartex" xmlns:cx1="http://schemas.microsoft.com/office/drawing/2015/9/8/chartex" xmlns:cx2="http://schemas.microsoft.com/office/drawing/2015/10/21/chartex" xmlns:cx3="http://schemas.microsoft.com/office/drawing/2016/5/9/chartex" xmlns:cx4="http://schemas.microsoft.com/office/drawing/2016/5/10/chartex" xmlns:cx5="http://schemas.microsoft.com/office/drawing/2016/5/11/chartex" xmlns:cx6="http://schemas.microsoft.com/office/drawing/2016/5/12/chartex" xmlns:cx7="http://schemas.microsoft.com/office/drawing/2016/5/13/chartex" xmlns:cx8="http://schemas.microsoft.com/office/drawing/2016/5/14/chartex" xmlns:mc="http://schemas.openxmlformats.org/markup-compatibility/2006" xmlns:aink="http://schemas.microsoft.com/office/drawing/2016/ink" xmlns:am3d="http://schemas.microsoft.com/office/drawing/2017/model3d" xmlns:o="urn:schemas-microsoft-com:office:office" xmlns:oel="http://schemas.microsoft.com/office/2019/extlst" xmlns:r="http://schemas.openxmlformats.org/officeDocument/2006/relationships" xmlns:m="http://schemas.openxmlformats.org/officeDocument/2006/math" xmlns:v="urn:schemas-microsoft-com:vml" xmlns:wp14="http://schemas.microsoft.com/office/word/2010/wordprocessingDrawing" xmlns:wp="http://schemas.openxmlformats.org/drawingml/2006/wordprocessingDrawing" xmlns:w10="urn:schemas-microsoft-com:office:word" xmlns:w="http://schemas.openxmlformats.org/wordprocessingml/2006/main" xmlns:w14="http://schemas.microsoft.com/office/word/2010/wordml" xmlns:w15="http://schemas.microsoft.com/office/word/2012/wordml" xmlns:w16cex="http://schemas.microsoft.com/office/word/2018/wordml/cex" xmlns:w16cid="http://schemas.microsoft.com/office/word/2016/wordml/cid" xmlns:w16="http://schemas.microsoft.com/office/word/2018/wordml" xmlns:w16du="http://schemas.microsoft.com/office/word/2023/wordml/word16du" xmlns:w16sdtdh="http://schemas.microsoft.com/office/word/2020/wordml/sdtdatahash" xmlns:w16sdtfl="http://schemas.microsoft.com/office/word/2024/wordml/sdtformatlock" xmlns:w16se="http://schemas.microsoft.com/office/word/2015/wordml/symex" xmlns:wpg="http://schemas.microsoft.com/office/word/2010/wordprocessingGroup" xmlns:wpi="http://schemas.microsoft.com/office/word/2010/wordprocessingInk" xmlns:wne="http://schemas.microsoft.com/office/word/2006/wordml" xmlns:wps="http://schemas.microsoft.com/office/word/2010/wordprocessingShape" mc:Ignorable="w14 w15 w16se w16cid w16 w16cex w16sdtdh w16sdtfl w16du wp14">
   <w:body>
     <w:p>
       <w:pPr>
@@ -95,7 +95,7 @@
           <w:lang w:eastAsia="en-AU"/>
         </w:rPr>
         <w:drawing>
-          <wp:inline distT="0" distB="0" distL="0" distR="0">
+          <wp:inline distT="0" distB="0" distL="0" distR="0" wp14:anchorId="78EEE49F" wp14:editId="7FC59095">
             <wp:extent cx="762000" cy="762000"/>
             <wp:effectExtent l="0" t="0" r="0" b="0"/>
             <wp:docPr id="7" name="Picture 7" descr="https://lh3.googleusercontent.com/a-/ALV-UjU5h8ZIFzjRiFcneGQeluZm2ksfY17S4yOqwT043L6VCDUdMd8g=s80-p"/>
@@ -367,7 +367,7 @@
                       <w:lang w:eastAsia="en-AU"/>
                     </w:rPr>
                     <w:drawing>
-                      <wp:inline distT="0" distB="0" distL="0" distR="0">
+                      <wp:inline distT="0" distB="0" distL="0" distR="0" wp14:anchorId="5948A8D3" wp14:editId="53819ADE">
                         <wp:extent cx="9525" cy="9525"/>
                         <wp:effectExtent l="0" t="0" r="0" b="0"/>
                         <wp:docPr id="6" name="Picture 6" descr="https://mail.google.com/mail/u/0/images/cleardot.gif"/>
@@ -1589,10 +1589,12 @@
           <w:szCs w:val="24"/>
           <w:lang w:eastAsia="en-AU"/>
         </w:rPr>
-        <w:t xml:space="preserve">2. Elderly Patient: Cancer &amp; </w:t>
-      </w:r>
-      <w:proofErr w:type="spellStart"/>
-      <w:r>
+        <w:t>2. Elderly Patient: Cancer &amp; Cardiometabolic Screening</w:t>
+      </w:r>
+    </w:p>
+    <w:p>
+      <w:pPr>
+        <w:spacing w:after="0" w:line="276" w:lineRule="atLeast"/>
         <w:rPr>
           <w:rFonts w:ascii="Arial" w:eastAsia="Times New Roman" w:hAnsi="Arial" w:cs="Arial"/>
           <w:color w:val="222222"/>
@@ -1600,9 +1602,7 @@
           <w:szCs w:val="24"/>
           <w:lang w:eastAsia="en-AU"/>
         </w:rPr>
-        <w:t>Cardiometabolic</w:t>
-      </w:r>
-      <w:proofErr w:type="spellEnd"/>
+      </w:pPr>
       <w:r>
         <w:rPr>
           <w:rFonts w:ascii="Arial" w:eastAsia="Times New Roman" w:hAnsi="Arial" w:cs="Arial"/>
@@ -1611,7 +1611,7 @@
           <w:szCs w:val="24"/>
           <w:lang w:eastAsia="en-AU"/>
         </w:rPr>
-        <w:t xml:space="preserve"> Screening</w:t>
+        <w:t> </w:t>
       </w:r>
     </w:p>
     <w:p>
@@ -1633,7 +1633,7 @@
           <w:szCs w:val="24"/>
           <w:lang w:eastAsia="en-AU"/>
         </w:rPr>
-        <w:t> </w:t>
+        <w:t>User: George, 50 years old, history of hypertension, no recent screenings.</w:t>
       </w:r>
     </w:p>
     <w:p>
@@ -1655,52 +1655,8 @@
           <w:szCs w:val="24"/>
           <w:lang w:eastAsia="en-AU"/>
         </w:rPr>
-        <w:t>User: George, 50 years old, history of hypertension, no recent screenings.</w:t>
-      </w:r>
-    </w:p>
-    <w:p>
-      <w:pPr>
-        <w:spacing w:after="0" w:line="276" w:lineRule="atLeast"/>
-        <w:rPr>
-          <w:rFonts w:ascii="Arial" w:eastAsia="Times New Roman" w:hAnsi="Arial" w:cs="Arial"/>
-          <w:color w:val="222222"/>
-          <w:sz w:val="24"/>
-          <w:szCs w:val="24"/>
-          <w:lang w:eastAsia="en-AU"/>
-        </w:rPr>
-      </w:pPr>
-      <w:r>
-        <w:rPr>
-          <w:rFonts w:ascii="Arial" w:eastAsia="Times New Roman" w:hAnsi="Arial" w:cs="Arial"/>
-          <w:color w:val="222222"/>
-          <w:sz w:val="24"/>
-          <w:szCs w:val="24"/>
-          <w:lang w:eastAsia="en-AU"/>
-        </w:rPr>
         <w:lastRenderedPageBreak/>
-        <w:t xml:space="preserve">Goal: Engage in recommended cancer screenings (colon, prostate) and </w:t>
-      </w:r>
-      <w:proofErr w:type="spellStart"/>
-      <w:r>
-        <w:rPr>
-          <w:rFonts w:ascii="Arial" w:eastAsia="Times New Roman" w:hAnsi="Arial" w:cs="Arial"/>
-          <w:color w:val="222222"/>
-          <w:sz w:val="24"/>
-          <w:szCs w:val="24"/>
-          <w:lang w:eastAsia="en-AU"/>
-        </w:rPr>
-        <w:t>cardiometabolic</w:t>
-      </w:r>
-      <w:proofErr w:type="spellEnd"/>
-      <w:r>
-        <w:rPr>
-          <w:rFonts w:ascii="Arial" w:eastAsia="Times New Roman" w:hAnsi="Arial" w:cs="Arial"/>
-          <w:color w:val="222222"/>
-          <w:sz w:val="24"/>
-          <w:szCs w:val="24"/>
-          <w:lang w:eastAsia="en-AU"/>
-        </w:rPr>
-        <w:t xml:space="preserve"> checks (cholesterol, blood pressure, diabetes).</w:t>
+        <w:t>Goal: Engage in recommended cancer screenings (colon, prostate) and cardiometabolic checks (cholesterol, blood pressure, diabetes).</w:t>
       </w:r>
     </w:p>
     <w:p>
@@ -3027,19 +2983,8 @@
                 <w:szCs w:val="24"/>
                 <w:lang w:eastAsia="en-AU"/>
               </w:rPr>
-              <w:t>App shows</w:t>
-            </w:r>
-            <w:proofErr w:type="gramStart"/>
-            <w:r>
-              <w:rPr>
-                <w:rFonts w:ascii="Arial" w:eastAsia="Times New Roman" w:hAnsi="Arial" w:cs="Arial"/>
-                <w:sz w:val="24"/>
-                <w:szCs w:val="24"/>
-                <w:lang w:eastAsia="en-AU"/>
-              </w:rPr>
-              <w:t>:</w:t>
-            </w:r>
-            <w:proofErr w:type="gramEnd"/>
+              <w:t>App shows:</w:t>
+            </w:r>
             <w:r>
               <w:rPr>
                 <w:rFonts w:ascii="Arial" w:eastAsia="Times New Roman" w:hAnsi="Arial" w:cs="Arial"/>
@@ -3214,27 +3159,7 @@
                 <w:szCs w:val="24"/>
                 <w:lang w:eastAsia="en-AU"/>
               </w:rPr>
-              <w:t>He uploads a PDF of his latest kidney function test (</w:t>
-            </w:r>
-            <w:proofErr w:type="spellStart"/>
-            <w:r>
-              <w:rPr>
-                <w:rFonts w:ascii="Arial" w:eastAsia="Times New Roman" w:hAnsi="Arial" w:cs="Arial"/>
-                <w:sz w:val="24"/>
-                <w:szCs w:val="24"/>
-                <w:lang w:eastAsia="en-AU"/>
-              </w:rPr>
-              <w:t>eGFR</w:t>
-            </w:r>
-            <w:proofErr w:type="spellEnd"/>
-            <w:r>
-              <w:rPr>
-                <w:rFonts w:ascii="Arial" w:eastAsia="Times New Roman" w:hAnsi="Arial" w:cs="Arial"/>
-                <w:sz w:val="24"/>
-                <w:szCs w:val="24"/>
-                <w:lang w:eastAsia="en-AU"/>
-              </w:rPr>
-              <w:t>, urine albumin).</w:t>
+              <w:t>He uploads a PDF of his latest kidney function test (eGFR, urine albumin).</w:t>
             </w:r>
           </w:p>
         </w:tc>
@@ -3547,25 +3472,14 @@
                 <w:lang w:eastAsia="en-AU"/>
               </w:rPr>
             </w:pPr>
-            <w:proofErr w:type="spellStart"/>
-            <w:r>
-              <w:rPr>
-                <w:rFonts w:ascii="Arial" w:eastAsia="Times New Roman" w:hAnsi="Arial" w:cs="Arial"/>
-                <w:sz w:val="24"/>
-                <w:szCs w:val="24"/>
-                <w:lang w:eastAsia="en-AU"/>
-              </w:rPr>
-              <w:t>Priya</w:t>
-            </w:r>
-            <w:proofErr w:type="spellEnd"/>
-            <w:r>
-              <w:rPr>
-                <w:rFonts w:ascii="Arial" w:eastAsia="Times New Roman" w:hAnsi="Arial" w:cs="Arial"/>
-                <w:sz w:val="24"/>
-                <w:szCs w:val="24"/>
-                <w:lang w:eastAsia="en-AU"/>
-              </w:rPr>
-              <w:t xml:space="preserve"> logs in using her work-provided health account.</w:t>
+            <w:r>
+              <w:rPr>
+                <w:rFonts w:ascii="Arial" w:eastAsia="Times New Roman" w:hAnsi="Arial" w:cs="Arial"/>
+                <w:sz w:val="24"/>
+                <w:szCs w:val="24"/>
+                <w:lang w:eastAsia="en-AU"/>
+              </w:rPr>
+              <w:t>Priya logs in using her work-provided health account.</w:t>
             </w:r>
           </w:p>
         </w:tc>
@@ -3860,25 +3774,14 @@
                 <w:lang w:eastAsia="en-AU"/>
               </w:rPr>
             </w:pPr>
-            <w:proofErr w:type="spellStart"/>
-            <w:r>
-              <w:rPr>
-                <w:rFonts w:ascii="Arial" w:eastAsia="Times New Roman" w:hAnsi="Arial" w:cs="Arial"/>
-                <w:sz w:val="24"/>
-                <w:szCs w:val="24"/>
-                <w:lang w:eastAsia="en-AU"/>
-              </w:rPr>
-              <w:t>Priya</w:t>
-            </w:r>
-            <w:proofErr w:type="spellEnd"/>
-            <w:r>
-              <w:rPr>
-                <w:rFonts w:ascii="Arial" w:eastAsia="Times New Roman" w:hAnsi="Arial" w:cs="Arial"/>
-                <w:sz w:val="24"/>
-                <w:szCs w:val="24"/>
-                <w:lang w:eastAsia="en-AU"/>
-              </w:rPr>
-              <w:t xml:space="preserve"> completes audiometry at an external clinic. She uploads the PDF report via Document Wallet (type = “Pathology”).</w:t>
+            <w:r>
+              <w:rPr>
+                <w:rFonts w:ascii="Arial" w:eastAsia="Times New Roman" w:hAnsi="Arial" w:cs="Arial"/>
+                <w:sz w:val="24"/>
+                <w:szCs w:val="24"/>
+                <w:lang w:eastAsia="en-AU"/>
+              </w:rPr>
+              <w:t>Priya completes audiometry at an external clinic. She uploads the PDF report via Document Wallet (type = “Pathology”).</w:t>
             </w:r>
           </w:p>
         </w:tc>
@@ -4045,25 +3948,14 @@
                 <w:lang w:eastAsia="en-AU"/>
               </w:rPr>
             </w:pPr>
-            <w:proofErr w:type="spellStart"/>
-            <w:r>
-              <w:rPr>
-                <w:rFonts w:ascii="Arial" w:eastAsia="Times New Roman" w:hAnsi="Arial" w:cs="Arial"/>
-                <w:sz w:val="24"/>
-                <w:szCs w:val="24"/>
-                <w:lang w:eastAsia="en-AU"/>
-              </w:rPr>
-              <w:t>Priya</w:t>
-            </w:r>
-            <w:proofErr w:type="spellEnd"/>
-            <w:r>
-              <w:rPr>
-                <w:rFonts w:ascii="Arial" w:eastAsia="Times New Roman" w:hAnsi="Arial" w:cs="Arial"/>
-                <w:sz w:val="24"/>
-                <w:szCs w:val="24"/>
-                <w:lang w:eastAsia="en-AU"/>
-              </w:rPr>
-              <w:t xml:space="preserve"> requests a digital signature from the company doctor within the app.</w:t>
+            <w:r>
+              <w:rPr>
+                <w:rFonts w:ascii="Arial" w:eastAsia="Times New Roman" w:hAnsi="Arial" w:cs="Arial"/>
+                <w:sz w:val="24"/>
+                <w:szCs w:val="24"/>
+                <w:lang w:eastAsia="en-AU"/>
+              </w:rPr>
+              <w:t>Priya requests a digital signature from the company doctor within the app.</w:t>
             </w:r>
           </w:p>
         </w:tc>
@@ -4172,25 +4064,14 @@
                 <w:lang w:eastAsia="en-AU"/>
               </w:rPr>
             </w:pPr>
-            <w:proofErr w:type="spellStart"/>
-            <w:r>
-              <w:rPr>
-                <w:rFonts w:ascii="Arial" w:eastAsia="Times New Roman" w:hAnsi="Arial" w:cs="Arial"/>
-                <w:sz w:val="24"/>
-                <w:szCs w:val="24"/>
-                <w:lang w:eastAsia="en-AU"/>
-              </w:rPr>
-              <w:t>Priya</w:t>
-            </w:r>
-            <w:proofErr w:type="spellEnd"/>
-            <w:r>
-              <w:rPr>
-                <w:rFonts w:ascii="Arial" w:eastAsia="Times New Roman" w:hAnsi="Arial" w:cs="Arial"/>
-                <w:sz w:val="24"/>
-                <w:szCs w:val="24"/>
-                <w:lang w:eastAsia="en-AU"/>
-              </w:rPr>
-              <w:t xml:space="preserve"> exports her records for a new job application.</w:t>
+            <w:r>
+              <w:rPr>
+                <w:rFonts w:ascii="Arial" w:eastAsia="Times New Roman" w:hAnsi="Arial" w:cs="Arial"/>
+                <w:sz w:val="24"/>
+                <w:szCs w:val="24"/>
+                <w:lang w:eastAsia="en-AU"/>
+              </w:rPr>
+              <w:t>Priya exports her records for a new job application.</w:t>
             </w:r>
           </w:p>
         </w:tc>
@@ -4215,29 +4096,7 @@
           <w:szCs w:val="24"/>
           <w:lang w:eastAsia="en-AU"/>
         </w:rPr>
-        <w:t xml:space="preserve">Outcome: </w:t>
-      </w:r>
-      <w:proofErr w:type="spellStart"/>
-      <w:r>
-        <w:rPr>
-          <w:rFonts w:ascii="Arial" w:eastAsia="Times New Roman" w:hAnsi="Arial" w:cs="Arial"/>
-          <w:color w:val="222222"/>
-          <w:sz w:val="24"/>
-          <w:szCs w:val="24"/>
-          <w:lang w:eastAsia="en-AU"/>
-        </w:rPr>
-        <w:t>Priya</w:t>
-      </w:r>
-      <w:proofErr w:type="spellEnd"/>
-      <w:r>
-        <w:rPr>
-          <w:rFonts w:ascii="Arial" w:eastAsia="Times New Roman" w:hAnsi="Arial" w:cs="Arial"/>
-          <w:color w:val="222222"/>
-          <w:sz w:val="24"/>
-          <w:szCs w:val="24"/>
-          <w:lang w:eastAsia="en-AU"/>
-        </w:rPr>
-        <w:t xml:space="preserve"> meets legal surveillance requirements, and both she and her employer maintain tamper-proof health records.</w:t>
+        <w:t>Outcome: Priya meets legal surveillance requirements, and both she and her employer maintain tamper-proof health records.</w:t>
       </w:r>
     </w:p>
     <w:p>
@@ -4309,7 +4168,6 @@
           <w:lang w:eastAsia="en-AU"/>
         </w:rPr>
       </w:pPr>
-      <w:proofErr w:type="spellStart"/>
       <w:r>
         <w:rPr>
           <w:rFonts w:ascii="Arial" w:eastAsia="Times New Roman" w:hAnsi="Arial" w:cs="Arial"/>
@@ -4322,7 +4180,6 @@
         </w:rPr>
         <w:t>Ph</w:t>
       </w:r>
-      <w:proofErr w:type="spellEnd"/>
       <w:r>
         <w:rPr>
           <w:rFonts w:ascii="Arial" w:eastAsia="Times New Roman" w:hAnsi="Arial" w:cs="Arial"/>
@@ -4609,7 +4466,7 @@
                 <w:lang w:eastAsia="en-AU"/>
               </w:rPr>
               <w:drawing>
-                <wp:inline distT="0" distB="0" distL="0" distR="0">
+                <wp:inline distT="0" distB="0" distL="0" distR="0" wp14:anchorId="2E1F05ED" wp14:editId="77330F50">
                   <wp:extent cx="742950" cy="666750"/>
                   <wp:effectExtent l="0" t="0" r="0" b="0"/>
                   <wp:docPr id="5" name="Picture 5" descr="https://ci3.googleusercontent.com/mail-sig/AIorK4y7j0NjfQmZnFAORv1N3ayLGfeD1oWdf9DL1rSfaM-By7TQfv5iS44ff3ZPvEs1gAKVRHzuak8"/>
@@ -4682,7 +4539,7 @@
           <w:lang w:eastAsia="en-AU"/>
         </w:rPr>
         <w:drawing>
-          <wp:inline distT="0" distB="0" distL="0" distR="0">
+          <wp:inline distT="0" distB="0" distL="0" distR="0" wp14:anchorId="7CDF756E" wp14:editId="23A90974">
             <wp:extent cx="762000" cy="762000"/>
             <wp:effectExtent l="0" t="0" r="0" b="0"/>
             <wp:docPr id="4" name="Picture 4" descr="https://lh3.googleusercontent.com/a-/ALV-UjU5h8ZIFzjRiFcneGQeluZm2ksfY17S4yOqwT043L6VCDUdMd8g=s80-p"/>
@@ -4842,7 +4699,7 @@
                 <w:lang w:eastAsia="en-AU"/>
               </w:rPr>
               <w:drawing>
-                <wp:inline distT="0" distB="0" distL="0" distR="0">
+                <wp:inline distT="0" distB="0" distL="0" distR="0" wp14:anchorId="26DC70CC" wp14:editId="71E00AC9">
                   <wp:extent cx="9525" cy="9525"/>
                   <wp:effectExtent l="0" t="0" r="0" b="0"/>
                   <wp:docPr id="3" name="Picture 3" descr="Attachments"/>
@@ -5012,7 +4869,7 @@
                       <w:lang w:eastAsia="en-AU"/>
                     </w:rPr>
                     <w:drawing>
-                      <wp:inline distT="0" distB="0" distL="0" distR="0">
+                      <wp:inline distT="0" distB="0" distL="0" distR="0" wp14:anchorId="3B0AC891" wp14:editId="27BD2CC8">
                         <wp:extent cx="9525" cy="9525"/>
                         <wp:effectExtent l="0" t="0" r="0" b="0"/>
                         <wp:docPr id="2" name="Picture 2" descr="https://mail.google.com/mail/u/0/images/cleardot.gif"/>
@@ -5175,7 +5032,6 @@
           <w:lang w:eastAsia="en-AU"/>
         </w:rPr>
       </w:pPr>
-      <w:proofErr w:type="spellStart"/>
       <w:r>
         <w:rPr>
           <w:rFonts w:ascii="Arial" w:eastAsia="Times New Roman" w:hAnsi="Arial" w:cs="Arial"/>
@@ -5188,7 +5044,6 @@
         </w:rPr>
         <w:t>Ph</w:t>
       </w:r>
-      <w:proofErr w:type="spellEnd"/>
       <w:r>
         <w:rPr>
           <w:rFonts w:ascii="Arial" w:eastAsia="Times New Roman" w:hAnsi="Arial" w:cs="Arial"/>
@@ -5475,7 +5330,7 @@
                 <w:lang w:eastAsia="en-AU"/>
               </w:rPr>
               <w:drawing>
-                <wp:inline distT="0" distB="0" distL="0" distR="0">
+                <wp:inline distT="0" distB="0" distL="0" distR="0" wp14:anchorId="1F6BC0C9" wp14:editId="03CFA77B">
                   <wp:extent cx="742950" cy="666750"/>
                   <wp:effectExtent l="0" t="0" r="0" b="0"/>
                   <wp:docPr id="1" name="Picture 1" descr="https://ci3.googleusercontent.com/mail-sig/AIorK4y7j0NjfQmZnFAORv1N3ayLGfeD1oWdf9DL1rSfaM-By7TQfv5iS44ff3ZPvEs1gAKVRHzuak8"/>
@@ -5537,13 +5392,8 @@
           <w:szCs w:val="24"/>
         </w:rPr>
       </w:pPr>
-      <w:proofErr w:type="spellStart"/>
-      <w:r>
-        <w:t>MoM</w:t>
-      </w:r>
-      <w:proofErr w:type="spellEnd"/>
-      <w:r>
-        <w:t xml:space="preserve"> 1-May-2026 meeting between Dr Sheila and Anirban.</w:t>
+      <w:r>
+        <w:t>MoM 1-May-2026 meeting between Dr Sheila and Anirban.</w:t>
       </w:r>
       <w:r>
         <w:br/>
@@ -5557,6 +5407,13 @@
           <w:szCs w:val="24"/>
         </w:rPr>
         <w:t>1. Cardio Health</w:t>
+      </w:r>
+      <w:r>
+        <w:rPr>
+          <w:sz w:val="24"/>
+          <w:szCs w:val="24"/>
+        </w:rPr>
+        <w:t xml:space="preserve"> (ANIRBAN)</w:t>
       </w:r>
     </w:p>
     <w:p>
@@ -5624,6 +5481,17 @@
         </w:rPr>
         <w:t xml:space="preserve"> cardio data/info</w:t>
       </w:r>
+      <w:r>
+        <w:rPr>
+          <w:rFonts w:ascii="Times New Roman" w:eastAsia="Times New Roman" w:hAnsi="Times New Roman" w:cs="Times New Roman"/>
+          <w:b/>
+          <w:bCs/>
+          <w:sz w:val="24"/>
+          <w:szCs w:val="24"/>
+          <w:lang w:eastAsia="en-AU"/>
+        </w:rPr>
+        <w:t xml:space="preserve"> (SAYAN)</w:t>
+      </w:r>
     </w:p>
     <w:p>
       <w:pPr>
@@ -5670,6 +5538,17 @@
         </w:rPr>
         <w:t>3. Expand to all ailments</w:t>
       </w:r>
+      <w:r>
+        <w:rPr>
+          <w:rFonts w:ascii="Times New Roman" w:eastAsia="Times New Roman" w:hAnsi="Times New Roman" w:cs="Times New Roman"/>
+          <w:b/>
+          <w:bCs/>
+          <w:sz w:val="24"/>
+          <w:szCs w:val="24"/>
+          <w:lang w:eastAsia="en-AU"/>
+        </w:rPr>
+        <w:t xml:space="preserve"> (SAYAN, ANIRBAN)</w:t>
+      </w:r>
     </w:p>
     <w:p>
       <w:pPr>
@@ -5729,17 +5608,6 @@
         </w:rPr>
         <w:t xml:space="preserve"> for the user.</w:t>
       </w:r>
-    </w:p>
-    <w:p>
-      <w:pPr>
-        <w:spacing w:before="100" w:beforeAutospacing="1" w:after="100" w:afterAutospacing="1" w:line="240" w:lineRule="auto"/>
-        <w:rPr>
-          <w:rFonts w:ascii="Times New Roman" w:eastAsia="Times New Roman" w:hAnsi="Times New Roman" w:cs="Times New Roman"/>
-          <w:sz w:val="24"/>
-          <w:szCs w:val="24"/>
-          <w:lang w:eastAsia="en-AU"/>
-        </w:rPr>
-      </w:pPr>
       <w:r>
         <w:rPr>
           <w:rFonts w:ascii="Times New Roman" w:eastAsia="Times New Roman" w:hAnsi="Times New Roman" w:cs="Times New Roman"/>
@@ -5749,7 +5617,7 @@
           <w:szCs w:val="24"/>
           <w:lang w:eastAsia="en-AU"/>
         </w:rPr>
-        <w:t>5. Similar functionality for cancer screening</w:t>
+        <w:t xml:space="preserve"> (ALEKHYA)</w:t>
       </w:r>
     </w:p>
     <w:p>
@@ -5771,7 +5639,73 @@
           <w:szCs w:val="24"/>
           <w:lang w:eastAsia="en-AU"/>
         </w:rPr>
+        <w:t>5. Similar functionality for cancer screening</w:t>
+      </w:r>
+      <w:r>
+        <w:rPr>
+          <w:rFonts w:ascii="Times New Roman" w:eastAsia="Times New Roman" w:hAnsi="Times New Roman" w:cs="Times New Roman"/>
+          <w:b/>
+          <w:bCs/>
+          <w:sz w:val="24"/>
+          <w:szCs w:val="24"/>
+          <w:lang w:eastAsia="en-AU"/>
+        </w:rPr>
+        <w:t xml:space="preserve"> (ALEKHYA)</w:t>
+      </w:r>
+    </w:p>
+    <w:p>
+      <w:pPr>
+        <w:spacing w:before="100" w:beforeAutospacing="1" w:after="100" w:afterAutospacing="1" w:line="240" w:lineRule="auto"/>
+        <w:rPr>
+          <w:rFonts w:ascii="Times New Roman" w:eastAsia="Times New Roman" w:hAnsi="Times New Roman" w:cs="Times New Roman"/>
+          <w:sz w:val="24"/>
+          <w:szCs w:val="24"/>
+          <w:lang w:eastAsia="en-AU"/>
+        </w:rPr>
+      </w:pPr>
+      <w:r>
+        <w:rPr>
+          <w:rFonts w:ascii="Times New Roman" w:eastAsia="Times New Roman" w:hAnsi="Times New Roman" w:cs="Times New Roman"/>
+          <w:b/>
+          <w:bCs/>
+          <w:sz w:val="24"/>
+          <w:szCs w:val="24"/>
+          <w:lang w:eastAsia="en-AU"/>
+        </w:rPr>
         <w:t>6. Cancer screening (or other ailments)</w:t>
+      </w:r>
+      <w:r>
+        <w:rPr>
+          <w:rFonts w:ascii="Times New Roman" w:eastAsia="Times New Roman" w:hAnsi="Times New Roman" w:cs="Times New Roman"/>
+          <w:b/>
+          <w:bCs/>
+          <w:sz w:val="24"/>
+          <w:szCs w:val="24"/>
+          <w:lang w:eastAsia="en-AU"/>
+        </w:rPr>
+        <w:t xml:space="preserve"> (</w:t>
+      </w:r>
+      <w:r>
+        <w:rPr>
+          <w:rFonts w:ascii="Times New Roman" w:eastAsia="Times New Roman" w:hAnsi="Times New Roman" w:cs="Times New Roman"/>
+          <w:b/>
+          <w:bCs/>
+          <w:sz w:val="24"/>
+          <w:szCs w:val="24"/>
+          <w:lang w:eastAsia="en-AU"/>
+        </w:rPr>
+        <w:t>ALEKHYA</w:t>
+      </w:r>
+      <w:r>
+        <w:rPr>
+          <w:rFonts w:ascii="Times New Roman" w:eastAsia="Times New Roman" w:hAnsi="Times New Roman" w:cs="Times New Roman"/>
+          <w:b/>
+          <w:bCs/>
+          <w:sz w:val="24"/>
+          <w:szCs w:val="24"/>
+          <w:lang w:eastAsia="en-AU"/>
+        </w:rPr>
+        <w:t>)</w:t>
       </w:r>
     </w:p>
     <w:p>
@@ -5839,17 +5773,6 @@
         </w:rPr>
         <w:t>7. Add photo capture of pathological results</w:t>
       </w:r>
-    </w:p>
-    <w:p>
-      <w:pPr>
-        <w:spacing w:before="100" w:beforeAutospacing="1" w:after="100" w:afterAutospacing="1" w:line="240" w:lineRule="auto"/>
-        <w:rPr>
-          <w:rFonts w:ascii="Times New Roman" w:eastAsia="Times New Roman" w:hAnsi="Times New Roman" w:cs="Times New Roman"/>
-          <w:sz w:val="24"/>
-          <w:szCs w:val="24"/>
-          <w:lang w:eastAsia="en-AU"/>
-        </w:rPr>
-      </w:pPr>
       <w:r>
         <w:rPr>
           <w:rFonts w:ascii="Times New Roman" w:eastAsia="Times New Roman" w:hAnsi="Times New Roman" w:cs="Times New Roman"/>
@@ -5859,7 +5782,40 @@
           <w:szCs w:val="24"/>
           <w:lang w:eastAsia="en-AU"/>
         </w:rPr>
+        <w:t xml:space="preserve"> (ATISH)</w:t>
+      </w:r>
+    </w:p>
+    <w:p>
+      <w:pPr>
+        <w:spacing w:before="100" w:beforeAutospacing="1" w:after="100" w:afterAutospacing="1" w:line="240" w:lineRule="auto"/>
+        <w:rPr>
+          <w:rFonts w:ascii="Times New Roman" w:eastAsia="Times New Roman" w:hAnsi="Times New Roman" w:cs="Times New Roman"/>
+          <w:sz w:val="24"/>
+          <w:szCs w:val="24"/>
+          <w:lang w:eastAsia="en-AU"/>
+        </w:rPr>
+      </w:pPr>
+      <w:r>
+        <w:rPr>
+          <w:rFonts w:ascii="Times New Roman" w:eastAsia="Times New Roman" w:hAnsi="Times New Roman" w:cs="Times New Roman"/>
+          <w:b/>
+          <w:bCs/>
+          <w:sz w:val="24"/>
+          <w:szCs w:val="24"/>
+          <w:lang w:eastAsia="en-AU"/>
+        </w:rPr>
         <w:t>8. Women’s health</w:t>
+      </w:r>
+      <w:r>
+        <w:rPr>
+          <w:rFonts w:ascii="Times New Roman" w:eastAsia="Times New Roman" w:hAnsi="Times New Roman" w:cs="Times New Roman"/>
+          <w:b/>
+          <w:bCs/>
+          <w:sz w:val="24"/>
+          <w:szCs w:val="24"/>
+          <w:lang w:eastAsia="en-AU"/>
+        </w:rPr>
+        <w:t xml:space="preserve"> (TANVI, ANIRBAN)</w:t>
       </w:r>
     </w:p>
     <w:p>
@@ -5975,17 +5931,6 @@
         </w:rPr>
         <w:t>9. Sync all ailment-related appointments to calendar</w:t>
       </w:r>
-    </w:p>
-    <w:p>
-      <w:pPr>
-        <w:spacing w:before="100" w:beforeAutospacing="1" w:after="100" w:afterAutospacing="1" w:line="240" w:lineRule="auto"/>
-        <w:rPr>
-          <w:rFonts w:ascii="Times New Roman" w:eastAsia="Times New Roman" w:hAnsi="Times New Roman" w:cs="Times New Roman"/>
-          <w:sz w:val="24"/>
-          <w:szCs w:val="24"/>
-          <w:lang w:eastAsia="en-AU"/>
-        </w:rPr>
-      </w:pPr>
       <w:r>
         <w:rPr>
           <w:rFonts w:ascii="Times New Roman" w:eastAsia="Times New Roman" w:hAnsi="Times New Roman" w:cs="Times New Roman"/>
@@ -5995,6 +5940,28 @@
           <w:szCs w:val="24"/>
           <w:lang w:eastAsia="en-AU"/>
         </w:rPr>
+        <w:t xml:space="preserve"> (TANVI, ATISH)</w:t>
+      </w:r>
+    </w:p>
+    <w:p>
+      <w:pPr>
+        <w:spacing w:before="100" w:beforeAutospacing="1" w:after="100" w:afterAutospacing="1" w:line="240" w:lineRule="auto"/>
+        <w:rPr>
+          <w:rFonts w:ascii="Times New Roman" w:eastAsia="Times New Roman" w:hAnsi="Times New Roman" w:cs="Times New Roman"/>
+          <w:sz w:val="24"/>
+          <w:szCs w:val="24"/>
+          <w:lang w:eastAsia="en-AU"/>
+        </w:rPr>
+      </w:pPr>
+      <w:r>
+        <w:rPr>
+          <w:rFonts w:ascii="Times New Roman" w:eastAsia="Times New Roman" w:hAnsi="Times New Roman" w:cs="Times New Roman"/>
+          <w:b/>
+          <w:bCs/>
+          <w:sz w:val="24"/>
+          <w:szCs w:val="24"/>
+          <w:lang w:eastAsia="en-AU"/>
+        </w:rPr>
         <w:lastRenderedPageBreak/>
         <w:t>10. Document</w:t>
       </w:r>
@@ -6012,31 +5979,23 @@
       <w:r>
         <w:rPr>
           <w:rFonts w:ascii="Times New Roman" w:eastAsia="Times New Roman" w:hAnsi="Times New Roman" w:cs="Times New Roman"/>
+          <w:b/>
+          <w:bCs/>
+          <w:sz w:val="24"/>
+          <w:szCs w:val="24"/>
+          <w:lang w:eastAsia="en-AU"/>
+        </w:rPr>
+        <w:t xml:space="preserve"> (ALEKHYA, NATHAN)</w:t>
+      </w:r>
+      <w:r>
+        <w:rPr>
+          <w:rFonts w:ascii="Times New Roman" w:eastAsia="Times New Roman" w:hAnsi="Times New Roman" w:cs="Times New Roman"/>
           <w:sz w:val="24"/>
           <w:szCs w:val="24"/>
           <w:lang w:eastAsia="en-AU"/>
         </w:rPr>
         <w:br/>
-      </w:r>
-      <w:proofErr w:type="gramStart"/>
-      <w:r>
-        <w:rPr>
-          <w:rFonts w:ascii="Times New Roman" w:eastAsia="Times New Roman" w:hAnsi="Times New Roman" w:cs="Times New Roman"/>
-          <w:sz w:val="24"/>
-          <w:szCs w:val="24"/>
-          <w:lang w:eastAsia="en-AU"/>
-        </w:rPr>
-        <w:t>Must</w:t>
-      </w:r>
-      <w:proofErr w:type="gramEnd"/>
-      <w:r>
-        <w:rPr>
-          <w:rFonts w:ascii="Times New Roman" w:eastAsia="Times New Roman" w:hAnsi="Times New Roman" w:cs="Times New Roman"/>
-          <w:sz w:val="24"/>
-          <w:szCs w:val="24"/>
-          <w:lang w:eastAsia="en-AU"/>
-        </w:rPr>
-        <w:t xml:space="preserve"> give option:</w:t>
+        <w:t>Must give option:</w:t>
       </w:r>
     </w:p>
     <w:p>
@@ -6086,6 +6045,42 @@
           <w:lang w:eastAsia="en-AU"/>
         </w:rPr>
       </w:pPr>
+      <w:r>
+        <w:rPr>
+          <w:rFonts w:ascii="Times New Roman" w:eastAsia="Times New Roman" w:hAnsi="Times New Roman" w:cs="Times New Roman"/>
+          <w:sz w:val="24"/>
+          <w:szCs w:val="24"/>
+          <w:lang w:eastAsia="en-AU"/>
+        </w:rPr>
+        <w:t>cloud</w:t>
+      </w:r>
+      <w:r>
+        <w:rPr>
+          <w:rFonts w:ascii="Times New Roman" w:eastAsia="Times New Roman" w:hAnsi="Times New Roman" w:cs="Times New Roman"/>
+          <w:sz w:val="24"/>
+          <w:szCs w:val="24"/>
+          <w:lang w:eastAsia="en-AU"/>
+        </w:rPr>
+        <w:t xml:space="preserve"> storage </w:t>
+      </w:r>
+      <w:r>
+        <w:rPr>
+          <w:rFonts w:ascii="Times New Roman" w:eastAsia="Times New Roman" w:hAnsi="Times New Roman" w:cs="Times New Roman"/>
+          <w:sz w:val="24"/>
+          <w:szCs w:val="24"/>
+          <w:lang w:eastAsia="en-AU"/>
+        </w:rPr>
+        <w:t>(common choices by the user)</w:t>
+      </w:r>
+      <w:r>
+        <w:rPr>
+          <w:rFonts w:ascii="Times New Roman" w:eastAsia="Times New Roman" w:hAnsi="Times New Roman" w:cs="Times New Roman"/>
+          <w:sz w:val="24"/>
+          <w:szCs w:val="24"/>
+          <w:lang w:eastAsia="en-AU"/>
+        </w:rPr>
+        <w:t xml:space="preserve"> </w:t>
+      </w:r>
       <w:proofErr w:type="gramStart"/>
       <w:r>
         <w:rPr>
@@ -6094,7 +6089,7 @@
           <w:szCs w:val="24"/>
           <w:lang w:eastAsia="en-AU"/>
         </w:rPr>
-        <w:t>cloud</w:t>
+        <w:t>google</w:t>
       </w:r>
       <w:proofErr w:type="gramEnd"/>
       <w:r>
@@ -6104,25 +6099,7 @@
           <w:szCs w:val="24"/>
           <w:lang w:eastAsia="en-AU"/>
         </w:rPr>
-        <w:t xml:space="preserve"> storage </w:t>
-      </w:r>
-      <w:r>
-        <w:rPr>
-          <w:rFonts w:ascii="Times New Roman" w:eastAsia="Times New Roman" w:hAnsi="Times New Roman" w:cs="Times New Roman"/>
-          <w:sz w:val="24"/>
-          <w:szCs w:val="24"/>
-          <w:lang w:eastAsia="en-AU"/>
-        </w:rPr>
-        <w:t>(common choices by the user)</w:t>
-      </w:r>
-      <w:r>
-        <w:rPr>
-          <w:rFonts w:ascii="Times New Roman" w:eastAsia="Times New Roman" w:hAnsi="Times New Roman" w:cs="Times New Roman"/>
-          <w:sz w:val="24"/>
-          <w:szCs w:val="24"/>
-          <w:lang w:eastAsia="en-AU"/>
-        </w:rPr>
-        <w:t xml:space="preserve"> google calendar &amp; </w:t>
+        <w:t xml:space="preserve"> calendar &amp; </w:t>
       </w:r>
       <w:proofErr w:type="spellStart"/>
       <w:r>
@@ -6165,6 +6142,17 @@
           <w:lang w:eastAsia="en-AU"/>
         </w:rPr>
         <w:t>11. e-Script</w:t>
+      </w:r>
+      <w:r>
+        <w:rPr>
+          <w:rFonts w:ascii="Times New Roman" w:eastAsia="Times New Roman" w:hAnsi="Times New Roman" w:cs="Times New Roman"/>
+          <w:b/>
+          <w:bCs/>
+          <w:sz w:val="24"/>
+          <w:szCs w:val="24"/>
+          <w:lang w:eastAsia="en-AU"/>
+        </w:rPr>
+        <w:t xml:space="preserve"> (ALEKHYA, NATHAN)</w:t>
       </w:r>
     </w:p>
     <w:p>
@@ -6278,6 +6266,17 @@
         </w:rPr>
         <w:t>Overview</w:t>
       </w:r>
+      <w:r>
+        <w:rPr>
+          <w:rFonts w:ascii="Times New Roman" w:eastAsia="Times New Roman" w:hAnsi="Times New Roman" w:cs="Times New Roman"/>
+          <w:b/>
+          <w:bCs/>
+          <w:sz w:val="24"/>
+          <w:szCs w:val="24"/>
+          <w:lang w:eastAsia="en-AU"/>
+        </w:rPr>
+        <w:t xml:space="preserve"> (SAYAN)</w:t>
+      </w:r>
     </w:p>
     <w:p>
       <w:pPr>
@@ -6443,6 +6442,17 @@
         </w:rPr>
         <w:t>13. Vaccination (new tab)</w:t>
       </w:r>
+      <w:r>
+        <w:rPr>
+          <w:rFonts w:ascii="Times New Roman" w:eastAsia="Times New Roman" w:hAnsi="Times New Roman" w:cs="Times New Roman"/>
+          <w:b/>
+          <w:bCs/>
+          <w:sz w:val="24"/>
+          <w:szCs w:val="24"/>
+          <w:lang w:eastAsia="en-AU"/>
+        </w:rPr>
+        <w:t xml:space="preserve"> (SAYAN)</w:t>
+      </w:r>
     </w:p>
     <w:p>
       <w:pPr>
@@ -6653,6 +6663,15 @@
         </w:rPr>
         <w:t>(Recommendation section)</w:t>
       </w:r>
+      <w:r>
+        <w:rPr>
+          <w:rFonts w:ascii="Times New Roman" w:eastAsia="Times New Roman" w:hAnsi="Times New Roman" w:cs="Times New Roman"/>
+          <w:sz w:val="24"/>
+          <w:szCs w:val="24"/>
+          <w:lang w:eastAsia="en-AU"/>
+        </w:rPr>
+        <w:t xml:space="preserve"> (SAYAN, ANIRBAN)</w:t>
+      </w:r>
     </w:p>
     <w:p>
       <w:pPr>
@@ -6767,6 +6786,17 @@
         </w:rPr>
         <w:t xml:space="preserve"> + Railway app.</w:t>
       </w:r>
+      <w:r>
+        <w:rPr>
+          <w:rFonts w:ascii="Times New Roman" w:eastAsia="Times New Roman" w:hAnsi="Times New Roman" w:cs="Times New Roman"/>
+          <w:b/>
+          <w:bCs/>
+          <w:sz w:val="24"/>
+          <w:szCs w:val="24"/>
+          <w:lang w:eastAsia="en-AU"/>
+        </w:rPr>
+        <w:t xml:space="preserve"> (ANIRBAN)</w:t>
+      </w:r>
     </w:p>
     <w:p>
       <w:pPr>
@@ -6800,7 +6830,6 @@
         </w:rPr>
         <w:t xml:space="preserve">: </w:t>
       </w:r>
-      <w:bookmarkStart w:id="0" w:name="_GoBack"/>
       <w:proofErr w:type="spellStart"/>
       <w:r>
         <w:rPr>
@@ -6823,7 +6852,6 @@
         </w:rPr>
         <w:t xml:space="preserve"> xml????</w:t>
       </w:r>
-      <w:bookmarkEnd w:id="0"/>
     </w:p>
     <w:p>
       <w:pPr>
@@ -6855,6 +6883,17 @@
           <w:lang w:eastAsia="en-AU"/>
         </w:rPr>
         <w:t>. Mental health</w:t>
+      </w:r>
+      <w:r>
+        <w:rPr>
+          <w:rFonts w:ascii="Times New Roman" w:eastAsia="Times New Roman" w:hAnsi="Times New Roman" w:cs="Times New Roman"/>
+          <w:b/>
+          <w:bCs/>
+          <w:sz w:val="24"/>
+          <w:szCs w:val="24"/>
+          <w:lang w:eastAsia="en-AU"/>
+        </w:rPr>
+        <w:t xml:space="preserve"> (SAYAN)</w:t>
       </w:r>
     </w:p>
     <w:p>
@@ -7668,7 +7707,7 @@
 </file>
 
 <file path=word/numbering.xml><?xml version="1.0" encoding="utf-8"?>
-<w:numbering xmlns:wpc="http://schemas.microsoft.com/office/word/2010/wordprocessingCanvas" xmlns:mc="http://schemas.openxmlformats.org/markup-compatibility/2006" xmlns:o="urn:schemas-microsoft-com:office:office" xmlns:r="http://schemas.openxmlformats.org/officeDocument/2006/relationships" xmlns:m="http://schemas.openxmlformats.org/officeDocument/2006/math" xmlns:v="urn:schemas-microsoft-com:vml" xmlns:wp14="http://schemas.microsoft.com/office/word/2010/wordprocessingDrawing" xmlns:wp="http://schemas.openxmlformats.org/drawingml/2006/wordprocessingDrawing" xmlns:w10="urn:schemas-microsoft-com:office:word" xmlns:w="http://schemas.openxmlformats.org/wordprocessingml/2006/main" xmlns:w14="http://schemas.microsoft.com/office/word/2010/wordml" xmlns:w15="http://schemas.microsoft.com/office/word/2012/wordml" xmlns:wpg="http://schemas.microsoft.com/office/word/2010/wordprocessingGroup" xmlns:wpi="http://schemas.microsoft.com/office/word/2010/wordprocessingInk" xmlns:wne="http://schemas.microsoft.com/office/word/2006/wordml" xmlns:wps="http://schemas.microsoft.com/office/word/2010/wordprocessingShape" mc:Ignorable="w14 w15 wp14">
+<w:numbering xmlns:wpc="http://schemas.microsoft.com/office/word/2010/wordprocessingCanvas" xmlns:cx="http://schemas.microsoft.com/office/drawing/2014/chartex" xmlns:cx1="http://schemas.microsoft.com/office/drawing/2015/9/8/chartex" xmlns:cx2="http://schemas.microsoft.com/office/drawing/2015/10/21/chartex" xmlns:cx3="http://schemas.microsoft.com/office/drawing/2016/5/9/chartex" xmlns:cx4="http://schemas.microsoft.com/office/drawing/2016/5/10/chartex" xmlns:cx5="http://schemas.microsoft.com/office/drawing/2016/5/11/chartex" xmlns:cx6="http://schemas.microsoft.com/office/drawing/2016/5/12/chartex" xmlns:cx7="http://schemas.microsoft.com/office/drawing/2016/5/13/chartex" xmlns:cx8="http://schemas.microsoft.com/office/drawing/2016/5/14/chartex" xmlns:mc="http://schemas.openxmlformats.org/markup-compatibility/2006" xmlns:aink="http://schemas.microsoft.com/office/drawing/2016/ink" xmlns:am3d="http://schemas.microsoft.com/office/drawing/2017/model3d" xmlns:o="urn:schemas-microsoft-com:office:office" xmlns:oel="http://schemas.microsoft.com/office/2019/extlst" xmlns:r="http://schemas.openxmlformats.org/officeDocument/2006/relationships" xmlns:m="http://schemas.openxmlformats.org/officeDocument/2006/math" xmlns:v="urn:schemas-microsoft-com:vml" xmlns:wp14="http://schemas.microsoft.com/office/word/2010/wordprocessingDrawing" xmlns:wp="http://schemas.openxmlformats.org/drawingml/2006/wordprocessingDrawing" xmlns:w10="urn:schemas-microsoft-com:office:word" xmlns:w="http://schemas.openxmlformats.org/wordprocessingml/2006/main" xmlns:w14="http://schemas.microsoft.com/office/word/2010/wordml" xmlns:w15="http://schemas.microsoft.com/office/word/2012/wordml" xmlns:w16cex="http://schemas.microsoft.com/office/word/2018/wordml/cex" xmlns:w16cid="http://schemas.microsoft.com/office/word/2016/wordml/cid" xmlns:w16="http://schemas.microsoft.com/office/word/2018/wordml" xmlns:w16du="http://schemas.microsoft.com/office/word/2023/wordml/word16du" xmlns:w16sdtdh="http://schemas.microsoft.com/office/word/2020/wordml/sdtdatahash" xmlns:w16sdtfl="http://schemas.microsoft.com/office/word/2024/wordml/sdtformatlock" xmlns:w16se="http://schemas.microsoft.com/office/word/2015/wordml/symex" xmlns:wpg="http://schemas.microsoft.com/office/word/2010/wordprocessingGroup" xmlns:wpi="http://schemas.microsoft.com/office/word/2010/wordprocessingInk" xmlns:wne="http://schemas.microsoft.com/office/word/2006/wordml" xmlns:wps="http://schemas.microsoft.com/office/word/2010/wordprocessingShape" mc:Ignorable="w14 w15 w16se w16cid w16 w16cex w16sdtdh w16sdtfl w16du wp14">
   <w:abstractNum w:abstractNumId="0" w15:restartNumberingAfterBreak="0">
     <w:nsid w:val="09DC7875"/>
     <w:multiLevelType w:val="multilevel"/>
@@ -9755,53 +9794,53 @@
       </w:rPr>
     </w:lvl>
   </w:abstractNum>
-  <w:num w:numId="1">
+  <w:num w:numId="1" w16cid:durableId="959340051">
     <w:abstractNumId w:val="3"/>
   </w:num>
-  <w:num w:numId="2">
+  <w:num w:numId="2" w16cid:durableId="1482118914">
     <w:abstractNumId w:val="12"/>
   </w:num>
-  <w:num w:numId="3">
+  <w:num w:numId="3" w16cid:durableId="2085031395">
     <w:abstractNumId w:val="2"/>
   </w:num>
-  <w:num w:numId="4">
+  <w:num w:numId="4" w16cid:durableId="10492102">
     <w:abstractNumId w:val="11"/>
   </w:num>
-  <w:num w:numId="5">
+  <w:num w:numId="5" w16cid:durableId="2086150224">
     <w:abstractNumId w:val="1"/>
   </w:num>
-  <w:num w:numId="6">
+  <w:num w:numId="6" w16cid:durableId="1517429329">
     <w:abstractNumId w:val="13"/>
   </w:num>
-  <w:num w:numId="7">
+  <w:num w:numId="7" w16cid:durableId="1173228554">
     <w:abstractNumId w:val="5"/>
   </w:num>
-  <w:num w:numId="8">
+  <w:num w:numId="8" w16cid:durableId="492571909">
     <w:abstractNumId w:val="7"/>
   </w:num>
-  <w:num w:numId="9">
+  <w:num w:numId="9" w16cid:durableId="1734506284">
     <w:abstractNumId w:val="9"/>
   </w:num>
-  <w:num w:numId="10">
+  <w:num w:numId="10" w16cid:durableId="113836260">
     <w:abstractNumId w:val="10"/>
   </w:num>
-  <w:num w:numId="11">
+  <w:num w:numId="11" w16cid:durableId="1699770613">
     <w:abstractNumId w:val="8"/>
   </w:num>
-  <w:num w:numId="12">
+  <w:num w:numId="12" w16cid:durableId="745110326">
     <w:abstractNumId w:val="4"/>
   </w:num>
-  <w:num w:numId="13">
+  <w:num w:numId="13" w16cid:durableId="1396515259">
     <w:abstractNumId w:val="0"/>
   </w:num>
-  <w:num w:numId="14">
+  <w:num w:numId="14" w16cid:durableId="51587010">
     <w:abstractNumId w:val="6"/>
   </w:num>
 </w:numbering>
 </file>
 
 <file path=word/styles.xml><?xml version="1.0" encoding="utf-8"?>
-<w:styles xmlns:mc="http://schemas.openxmlformats.org/markup-compatibility/2006" xmlns:r="http://schemas.openxmlformats.org/officeDocument/2006/relationships" xmlns:w="http://schemas.openxmlformats.org/wordprocessingml/2006/main" xmlns:w14="http://schemas.microsoft.com/office/word/2010/wordml" xmlns:w15="http://schemas.microsoft.com/office/word/2012/wordml" mc:Ignorable="w14 w15">
+<w:styles xmlns:mc="http://schemas.openxmlformats.org/markup-compatibility/2006" xmlns:r="http://schemas.openxmlformats.org/officeDocument/2006/relationships" xmlns:w="http://schemas.openxmlformats.org/wordprocessingml/2006/main" xmlns:w14="http://schemas.microsoft.com/office/word/2010/wordml" xmlns:w15="http://schemas.microsoft.com/office/word/2012/wordml" xmlns:w16cex="http://schemas.microsoft.com/office/word/2018/wordml/cex" xmlns:w16cid="http://schemas.microsoft.com/office/word/2016/wordml/cid" xmlns:w16="http://schemas.microsoft.com/office/word/2018/wordml" xmlns:w16du="http://schemas.microsoft.com/office/word/2023/wordml/word16du" xmlns:w16sdtdh="http://schemas.microsoft.com/office/word/2020/wordml/sdtdatahash" xmlns:w16sdtfl="http://schemas.microsoft.com/office/word/2024/wordml/sdtformatlock" xmlns:w16se="http://schemas.microsoft.com/office/word/2015/wordml/symex" mc:Ignorable="w14 w15 w16se w16cid w16 w16cex w16sdtdh w16sdtfl w16du">
   <w:docDefaults>
     <w:rPrDefault>
       <w:rPr>
@@ -9817,7 +9856,7 @@
       </w:pPr>
     </w:pPrDefault>
   </w:docDefaults>
-  <w:latentStyles w:defLockedState="0" w:defUIPriority="99" w:defSemiHidden="0" w:defUnhideWhenUsed="0" w:defQFormat="0" w:count="371">
+  <w:latentStyles w:defLockedState="0" w:defUIPriority="99" w:defSemiHidden="0" w:defUnhideWhenUsed="0" w:defQFormat="0" w:count="376">
     <w:lsdException w:name="Normal" w:uiPriority="0" w:qFormat="1"/>
     <w:lsdException w:name="heading 1" w:uiPriority="9" w:qFormat="1"/>
     <w:lsdException w:name="heading 2" w:semiHidden="1" w:uiPriority="9" w:unhideWhenUsed="1" w:qFormat="1"/>
@@ -10189,6 +10228,11 @@
     <w:lsdException w:name="List Table 5 Dark Accent 6" w:uiPriority="50"/>
     <w:lsdException w:name="List Table 6 Colorful Accent 6" w:uiPriority="51"/>
     <w:lsdException w:name="List Table 7 Colorful Accent 6" w:uiPriority="52"/>
+    <w:lsdException w:name="Mention" w:semiHidden="1" w:unhideWhenUsed="1"/>
+    <w:lsdException w:name="Smart Hyperlink" w:semiHidden="1" w:unhideWhenUsed="1"/>
+    <w:lsdException w:name="Hashtag" w:semiHidden="1" w:unhideWhenUsed="1"/>
+    <w:lsdException w:name="Unresolved Mention" w:semiHidden="1" w:unhideWhenUsed="1"/>
+    <w:lsdException w:name="Smart Link" w:semiHidden="1" w:unhideWhenUsed="1"/>
   </w:latentStyles>
   <w:style w:type="paragraph" w:default="1" w:styleId="Normal">
     <w:name w:val="Normal"/>

--- a/Requirements/UseCasesPhase1/DiscussionPoints.docx
+++ b/Requirements/UseCasesPhase1/DiscussionPoints.docx
@@ -5490,7 +5490,29 @@
           <w:szCs w:val="24"/>
           <w:lang w:eastAsia="en-AU"/>
         </w:rPr>
-        <w:t xml:space="preserve"> (SAYAN)</w:t>
+        <w:t xml:space="preserve"> (SAYAN</w:t>
+      </w:r>
+      <w:r>
+        <w:rPr>
+          <w:rFonts w:ascii="Times New Roman" w:eastAsia="Times New Roman" w:hAnsi="Times New Roman" w:cs="Times New Roman"/>
+          <w:b/>
+          <w:bCs/>
+          <w:sz w:val="24"/>
+          <w:szCs w:val="24"/>
+          <w:lang w:eastAsia="en-AU"/>
+        </w:rPr>
+        <w:t>, ATISH</w:t>
+      </w:r>
+      <w:r>
+        <w:rPr>
+          <w:rFonts w:ascii="Times New Roman" w:eastAsia="Times New Roman" w:hAnsi="Times New Roman" w:cs="Times New Roman"/>
+          <w:b/>
+          <w:bCs/>
+          <w:sz w:val="24"/>
+          <w:szCs w:val="24"/>
+          <w:lang w:eastAsia="en-AU"/>
+        </w:rPr>
+        <w:t>)</w:t>
       </w:r>
     </w:p>
     <w:p>
@@ -6275,7 +6297,29 @@
           <w:szCs w:val="24"/>
           <w:lang w:eastAsia="en-AU"/>
         </w:rPr>
-        <w:t xml:space="preserve"> (SAYAN)</w:t>
+        <w:t xml:space="preserve"> (SAYAN</w:t>
+      </w:r>
+      <w:r>
+        <w:rPr>
+          <w:rFonts w:ascii="Times New Roman" w:eastAsia="Times New Roman" w:hAnsi="Times New Roman" w:cs="Times New Roman"/>
+          <w:b/>
+          <w:bCs/>
+          <w:sz w:val="24"/>
+          <w:szCs w:val="24"/>
+          <w:lang w:eastAsia="en-AU"/>
+        </w:rPr>
+        <w:t>, ATISH</w:t>
+      </w:r>
+      <w:r>
+        <w:rPr>
+          <w:rFonts w:ascii="Times New Roman" w:eastAsia="Times New Roman" w:hAnsi="Times New Roman" w:cs="Times New Roman"/>
+          <w:b/>
+          <w:bCs/>
+          <w:sz w:val="24"/>
+          <w:szCs w:val="24"/>
+          <w:lang w:eastAsia="en-AU"/>
+        </w:rPr>
+        <w:t>)</w:t>
       </w:r>
     </w:p>
     <w:p>

--- a/Requirements/UseCasesPhase1/DiscussionPoints.docx
+++ b/Requirements/UseCasesPhase1/DiscussionPoints.docx
@@ -2415,27 +2415,7 @@
                 <w:szCs w:val="24"/>
                 <w:lang w:eastAsia="en-AU"/>
               </w:rPr>
-              <w:t xml:space="preserve"> for link to </w:t>
-            </w:r>
-            <w:proofErr w:type="spellStart"/>
-            <w:r>
-              <w:rPr>
-                <w:rFonts w:ascii="Arial" w:eastAsia="Times New Roman" w:hAnsi="Arial" w:cs="Arial"/>
-                <w:sz w:val="24"/>
-                <w:szCs w:val="24"/>
-                <w:lang w:eastAsia="en-AU"/>
-              </w:rPr>
-              <w:t>HotDocs</w:t>
-            </w:r>
-            <w:proofErr w:type="spellEnd"/>
-            <w:r>
-              <w:rPr>
-                <w:rFonts w:ascii="Arial" w:eastAsia="Times New Roman" w:hAnsi="Arial" w:cs="Arial"/>
-                <w:sz w:val="24"/>
-                <w:szCs w:val="24"/>
-                <w:lang w:eastAsia="en-AU"/>
-              </w:rPr>
-              <w:t xml:space="preserve"> or direct number or email to practice</w:t>
+              <w:t> for link to HotDocs or direct number or email to practice</w:t>
             </w:r>
           </w:p>
           <w:p>
@@ -2513,19 +2493,8 @@
                 <w:szCs w:val="24"/>
                 <w:lang w:eastAsia="en-AU"/>
               </w:rPr>
-              <w:t xml:space="preserve">App integrates with local software / call or email to book an </w:t>
-            </w:r>
-            <w:proofErr w:type="gramStart"/>
-            <w:r>
-              <w:rPr>
-                <w:rFonts w:ascii="Arial" w:eastAsia="Times New Roman" w:hAnsi="Arial" w:cs="Arial"/>
-                <w:sz w:val="24"/>
-                <w:szCs w:val="24"/>
-                <w:lang w:eastAsia="en-AU"/>
-              </w:rPr>
-              <w:t>appointment .</w:t>
-            </w:r>
-            <w:proofErr w:type="gramEnd"/>
+              <w:t>App integrates with local software / call or email to book an appointment .</w:t>
+            </w:r>
           </w:p>
           <w:p>
             <w:pPr>
@@ -4370,21 +4339,8 @@
             <w:u w:val="single"/>
             <w:lang w:eastAsia="en-AU"/>
           </w:rPr>
-          <w:t xml:space="preserve">Check </w:t>
+          <w:t>Check Upp</w:t>
         </w:r>
-        <w:proofErr w:type="spellStart"/>
-        <w:r>
-          <w:rPr>
-            <w:rFonts w:ascii="Arial" w:eastAsia="Times New Roman" w:hAnsi="Arial" w:cs="Arial"/>
-            <w:color w:val="1155CC"/>
-            <w:sz w:val="20"/>
-            <w:szCs w:val="20"/>
-            <w:u w:val="single"/>
-            <w:lang w:eastAsia="en-AU"/>
-          </w:rPr>
-          <w:t>Upp</w:t>
-        </w:r>
-        <w:proofErr w:type="spellEnd"/>
       </w:hyperlink>
       <w:r>
         <w:rPr>
@@ -5234,21 +5190,8 @@
             <w:u w:val="single"/>
             <w:lang w:eastAsia="en-AU"/>
           </w:rPr>
-          <w:t xml:space="preserve">Check </w:t>
+          <w:t>Check Upp</w:t>
         </w:r>
-        <w:proofErr w:type="spellStart"/>
-        <w:r>
-          <w:rPr>
-            <w:rFonts w:ascii="Arial" w:eastAsia="Times New Roman" w:hAnsi="Arial" w:cs="Arial"/>
-            <w:color w:val="1155CC"/>
-            <w:sz w:val="20"/>
-            <w:szCs w:val="20"/>
-            <w:u w:val="single"/>
-            <w:lang w:eastAsia="en-AU"/>
-          </w:rPr>
-          <w:t>Upp</w:t>
-        </w:r>
-        <w:proofErr w:type="spellEnd"/>
       </w:hyperlink>
       <w:r>
         <w:rPr>
@@ -5672,19 +5615,8 @@
           <w:szCs w:val="24"/>
           <w:lang w:eastAsia="en-AU"/>
         </w:rPr>
-        <w:t xml:space="preserve"> (ALEKHYA)</w:t>
-      </w:r>
-    </w:p>
-    <w:p>
-      <w:pPr>
-        <w:spacing w:before="100" w:beforeAutospacing="1" w:after="100" w:afterAutospacing="1" w:line="240" w:lineRule="auto"/>
-        <w:rPr>
-          <w:rFonts w:ascii="Times New Roman" w:eastAsia="Times New Roman" w:hAnsi="Times New Roman" w:cs="Times New Roman"/>
-          <w:sz w:val="24"/>
-          <w:szCs w:val="24"/>
-          <w:lang w:eastAsia="en-AU"/>
-        </w:rPr>
-      </w:pPr>
+        <w:t xml:space="preserve"> (ALEKHYA</w:t>
+      </w:r>
       <w:r>
         <w:rPr>
           <w:rFonts w:ascii="Times New Roman" w:eastAsia="Times New Roman" w:hAnsi="Times New Roman" w:cs="Times New Roman"/>
@@ -5694,7 +5626,7 @@
           <w:szCs w:val="24"/>
           <w:lang w:eastAsia="en-AU"/>
         </w:rPr>
-        <w:t>6. Cancer screening (or other ailments)</w:t>
+        <w:t>, NATHAN</w:t>
       </w:r>
       <w:r>
         <w:rPr>
@@ -5705,8 +5637,19 @@
           <w:szCs w:val="24"/>
           <w:lang w:eastAsia="en-AU"/>
         </w:rPr>
-        <w:t xml:space="preserve"> (</w:t>
-      </w:r>
+        <w:t>)</w:t>
+      </w:r>
+    </w:p>
+    <w:p>
+      <w:pPr>
+        <w:spacing w:before="100" w:beforeAutospacing="1" w:after="100" w:afterAutospacing="1" w:line="240" w:lineRule="auto"/>
+        <w:rPr>
+          <w:rFonts w:ascii="Times New Roman" w:eastAsia="Times New Roman" w:hAnsi="Times New Roman" w:cs="Times New Roman"/>
+          <w:sz w:val="24"/>
+          <w:szCs w:val="24"/>
+          <w:lang w:eastAsia="en-AU"/>
+        </w:rPr>
+      </w:pPr>
       <w:r>
         <w:rPr>
           <w:rFonts w:ascii="Times New Roman" w:eastAsia="Times New Roman" w:hAnsi="Times New Roman" w:cs="Times New Roman"/>
@@ -5716,7 +5659,40 @@
           <w:szCs w:val="24"/>
           <w:lang w:eastAsia="en-AU"/>
         </w:rPr>
+        <w:t>6. Cancer screening (or other ailments)</w:t>
+      </w:r>
+      <w:r>
+        <w:rPr>
+          <w:rFonts w:ascii="Times New Roman" w:eastAsia="Times New Roman" w:hAnsi="Times New Roman" w:cs="Times New Roman"/>
+          <w:b/>
+          <w:bCs/>
+          <w:sz w:val="24"/>
+          <w:szCs w:val="24"/>
+          <w:lang w:eastAsia="en-AU"/>
+        </w:rPr>
+        <w:t xml:space="preserve"> (</w:t>
+      </w:r>
+      <w:r>
+        <w:rPr>
+          <w:rFonts w:ascii="Times New Roman" w:eastAsia="Times New Roman" w:hAnsi="Times New Roman" w:cs="Times New Roman"/>
+          <w:b/>
+          <w:bCs/>
+          <w:sz w:val="24"/>
+          <w:szCs w:val="24"/>
+          <w:lang w:eastAsia="en-AU"/>
+        </w:rPr>
         <w:t>ALEKHYA</w:t>
+      </w:r>
+      <w:r>
+        <w:rPr>
+          <w:rFonts w:ascii="Times New Roman" w:eastAsia="Times New Roman" w:hAnsi="Times New Roman" w:cs="Times New Roman"/>
+          <w:b/>
+          <w:bCs/>
+          <w:sz w:val="24"/>
+          <w:szCs w:val="24"/>
+          <w:lang w:eastAsia="en-AU"/>
+        </w:rPr>
+        <w:t>, NATHAN</w:t>
       </w:r>
       <w:r>
         <w:rPr>
@@ -6101,47 +6077,7 @@
           <w:szCs w:val="24"/>
           <w:lang w:eastAsia="en-AU"/>
         </w:rPr>
-        <w:t xml:space="preserve"> </w:t>
-      </w:r>
-      <w:proofErr w:type="gramStart"/>
-      <w:r>
-        <w:rPr>
-          <w:rFonts w:ascii="Times New Roman" w:eastAsia="Times New Roman" w:hAnsi="Times New Roman" w:cs="Times New Roman"/>
-          <w:sz w:val="24"/>
-          <w:szCs w:val="24"/>
-          <w:lang w:eastAsia="en-AU"/>
-        </w:rPr>
-        <w:t>google</w:t>
-      </w:r>
-      <w:proofErr w:type="gramEnd"/>
-      <w:r>
-        <w:rPr>
-          <w:rFonts w:ascii="Times New Roman" w:eastAsia="Times New Roman" w:hAnsi="Times New Roman" w:cs="Times New Roman"/>
-          <w:sz w:val="24"/>
-          <w:szCs w:val="24"/>
-          <w:lang w:eastAsia="en-AU"/>
-        </w:rPr>
-        <w:t xml:space="preserve"> calendar &amp; </w:t>
-      </w:r>
-      <w:proofErr w:type="spellStart"/>
-      <w:r>
-        <w:rPr>
-          <w:rFonts w:ascii="Times New Roman" w:eastAsia="Times New Roman" w:hAnsi="Times New Roman" w:cs="Times New Roman"/>
-          <w:sz w:val="24"/>
-          <w:szCs w:val="24"/>
-          <w:lang w:eastAsia="en-AU"/>
-        </w:rPr>
-        <w:t>icloud</w:t>
-      </w:r>
-      <w:proofErr w:type="spellEnd"/>
-      <w:r>
-        <w:rPr>
-          <w:rFonts w:ascii="Times New Roman" w:eastAsia="Times New Roman" w:hAnsi="Times New Roman" w:cs="Times New Roman"/>
-          <w:sz w:val="24"/>
-          <w:szCs w:val="24"/>
-          <w:lang w:eastAsia="en-AU"/>
-        </w:rPr>
-        <w:t xml:space="preserve"> already implemented already.</w:t>
+        <w:t xml:space="preserve"> google calendar &amp; icloud already implemented already.</w:t>
       </w:r>
     </w:p>
     <w:p>
@@ -6874,7 +6810,6 @@
         </w:rPr>
         <w:t xml:space="preserve">: </w:t>
       </w:r>
-      <w:proofErr w:type="spellStart"/>
       <w:r>
         <w:rPr>
           <w:rFonts w:ascii="Times New Roman" w:eastAsia="Times New Roman" w:hAnsi="Times New Roman" w:cs="Times New Roman"/>
@@ -6883,18 +6818,7 @@
           <w:szCs w:val="24"/>
           <w:lang w:eastAsia="en-AU"/>
         </w:rPr>
-        <w:t>json</w:t>
-      </w:r>
-      <w:proofErr w:type="spellEnd"/>
-      <w:r>
-        <w:rPr>
-          <w:rFonts w:ascii="Times New Roman" w:eastAsia="Times New Roman" w:hAnsi="Times New Roman" w:cs="Times New Roman"/>
-          <w:color w:val="FF0000"/>
-          <w:sz w:val="24"/>
-          <w:szCs w:val="24"/>
-          <w:lang w:eastAsia="en-AU"/>
-        </w:rPr>
-        <w:t xml:space="preserve"> xml????</w:t>
+        <w:t>json xml????</w:t>
       </w:r>
     </w:p>
     <w:p>

--- a/Requirements/UseCasesPhase1/DiscussionPoints.docx
+++ b/Requirements/UseCasesPhase1/DiscussionPoints.docx
@@ -5356,7 +5356,21 @@
           <w:sz w:val="24"/>
           <w:szCs w:val="24"/>
         </w:rPr>
-        <w:t xml:space="preserve"> (ANIRBAN)</w:t>
+        <w:t xml:space="preserve"> (</w:t>
+      </w:r>
+      <w:r>
+        <w:rPr>
+          <w:sz w:val="24"/>
+          <w:szCs w:val="24"/>
+        </w:rPr>
+        <w:t>SOUBHANIK</w:t>
+      </w:r>
+      <w:r>
+        <w:rPr>
+          <w:sz w:val="24"/>
+          <w:szCs w:val="24"/>
+        </w:rPr>
+        <w:t>)</w:t>
       </w:r>
     </w:p>
     <w:p>
@@ -5433,7 +5447,7 @@
           <w:szCs w:val="24"/>
           <w:lang w:eastAsia="en-AU"/>
         </w:rPr>
-        <w:t xml:space="preserve"> (SAYAN</w:t>
+        <w:t xml:space="preserve"> (</w:t>
       </w:r>
       <w:r>
         <w:rPr>
@@ -5444,7 +5458,7 @@
           <w:szCs w:val="24"/>
           <w:lang w:eastAsia="en-AU"/>
         </w:rPr>
-        <w:t>, ATISH</w:t>
+        <w:t>SOUBHANIK</w:t>
       </w:r>
       <w:r>
         <w:rPr>
@@ -5512,7 +5526,29 @@
           <w:szCs w:val="24"/>
           <w:lang w:eastAsia="en-AU"/>
         </w:rPr>
-        <w:t xml:space="preserve"> (SAYAN, ANIRBAN)</w:t>
+        <w:t xml:space="preserve"> (</w:t>
+      </w:r>
+      <w:r>
+        <w:rPr>
+          <w:rFonts w:ascii="Times New Roman" w:eastAsia="Times New Roman" w:hAnsi="Times New Roman" w:cs="Times New Roman"/>
+          <w:b/>
+          <w:bCs/>
+          <w:sz w:val="24"/>
+          <w:szCs w:val="24"/>
+          <w:lang w:eastAsia="en-AU"/>
+        </w:rPr>
+        <w:t>EVERYONE</w:t>
+      </w:r>
+      <w:r>
+        <w:rPr>
+          <w:rFonts w:ascii="Times New Roman" w:eastAsia="Times New Roman" w:hAnsi="Times New Roman" w:cs="Times New Roman"/>
+          <w:b/>
+          <w:bCs/>
+          <w:sz w:val="24"/>
+          <w:szCs w:val="24"/>
+          <w:lang w:eastAsia="en-AU"/>
+        </w:rPr>
+        <w:t>)</w:t>
       </w:r>
     </w:p>
     <w:p>
@@ -5582,19 +5618,8 @@
           <w:szCs w:val="24"/>
           <w:lang w:eastAsia="en-AU"/>
         </w:rPr>
-        <w:t xml:space="preserve"> (ALEKHYA)</w:t>
-      </w:r>
-    </w:p>
-    <w:p>
-      <w:pPr>
-        <w:spacing w:before="100" w:beforeAutospacing="1" w:after="100" w:afterAutospacing="1" w:line="240" w:lineRule="auto"/>
-        <w:rPr>
-          <w:rFonts w:ascii="Times New Roman" w:eastAsia="Times New Roman" w:hAnsi="Times New Roman" w:cs="Times New Roman"/>
-          <w:sz w:val="24"/>
-          <w:szCs w:val="24"/>
-          <w:lang w:eastAsia="en-AU"/>
-        </w:rPr>
-      </w:pPr>
+        <w:t xml:space="preserve"> (</w:t>
+      </w:r>
       <w:r>
         <w:rPr>
           <w:rFonts w:ascii="Times New Roman" w:eastAsia="Times New Roman" w:hAnsi="Times New Roman" w:cs="Times New Roman"/>
@@ -5604,7 +5629,7 @@
           <w:szCs w:val="24"/>
           <w:lang w:eastAsia="en-AU"/>
         </w:rPr>
-        <w:t>5. Similar functionality for cancer screening</w:t>
+        <w:t>TANVI</w:t>
       </w:r>
       <w:r>
         <w:rPr>
@@ -5615,8 +5640,19 @@
           <w:szCs w:val="24"/>
           <w:lang w:eastAsia="en-AU"/>
         </w:rPr>
-        <w:t xml:space="preserve"> (ALEKHYA</w:t>
-      </w:r>
+        <w:t>)</w:t>
+      </w:r>
+    </w:p>
+    <w:p>
+      <w:pPr>
+        <w:spacing w:before="100" w:beforeAutospacing="1" w:after="100" w:afterAutospacing="1" w:line="240" w:lineRule="auto"/>
+        <w:rPr>
+          <w:rFonts w:ascii="Times New Roman" w:eastAsia="Times New Roman" w:hAnsi="Times New Roman" w:cs="Times New Roman"/>
+          <w:sz w:val="24"/>
+          <w:szCs w:val="24"/>
+          <w:lang w:eastAsia="en-AU"/>
+        </w:rPr>
+      </w:pPr>
       <w:r>
         <w:rPr>
           <w:rFonts w:ascii="Times New Roman" w:eastAsia="Times New Roman" w:hAnsi="Times New Roman" w:cs="Times New Roman"/>
@@ -5626,7 +5662,7 @@
           <w:szCs w:val="24"/>
           <w:lang w:eastAsia="en-AU"/>
         </w:rPr>
-        <w:t>, NATHAN</w:t>
+        <w:t>5. Similar functionality for cancer screening</w:t>
       </w:r>
       <w:r>
         <w:rPr>
@@ -5637,19 +5673,8 @@
           <w:szCs w:val="24"/>
           <w:lang w:eastAsia="en-AU"/>
         </w:rPr>
-        <w:t>)</w:t>
-      </w:r>
-    </w:p>
-    <w:p>
-      <w:pPr>
-        <w:spacing w:before="100" w:beforeAutospacing="1" w:after="100" w:afterAutospacing="1" w:line="240" w:lineRule="auto"/>
-        <w:rPr>
-          <w:rFonts w:ascii="Times New Roman" w:eastAsia="Times New Roman" w:hAnsi="Times New Roman" w:cs="Times New Roman"/>
-          <w:sz w:val="24"/>
-          <w:szCs w:val="24"/>
-          <w:lang w:eastAsia="en-AU"/>
-        </w:rPr>
-      </w:pPr>
+        <w:t xml:space="preserve"> (</w:t>
+      </w:r>
       <w:r>
         <w:rPr>
           <w:rFonts w:ascii="Times New Roman" w:eastAsia="Times New Roman" w:hAnsi="Times New Roman" w:cs="Times New Roman"/>
@@ -5659,7 +5684,7 @@
           <w:szCs w:val="24"/>
           <w:lang w:eastAsia="en-AU"/>
         </w:rPr>
-        <w:t>6. Cancer screening (or other ailments)</w:t>
+        <w:t>NATHAN</w:t>
       </w:r>
       <w:r>
         <w:rPr>
@@ -5670,8 +5695,19 @@
           <w:szCs w:val="24"/>
           <w:lang w:eastAsia="en-AU"/>
         </w:rPr>
-        <w:t xml:space="preserve"> (</w:t>
-      </w:r>
+        <w:t>)</w:t>
+      </w:r>
+    </w:p>
+    <w:p>
+      <w:pPr>
+        <w:spacing w:before="100" w:beforeAutospacing="1" w:after="100" w:afterAutospacing="1" w:line="240" w:lineRule="auto"/>
+        <w:rPr>
+          <w:rFonts w:ascii="Times New Roman" w:eastAsia="Times New Roman" w:hAnsi="Times New Roman" w:cs="Times New Roman"/>
+          <w:sz w:val="24"/>
+          <w:szCs w:val="24"/>
+          <w:lang w:eastAsia="en-AU"/>
+        </w:rPr>
+      </w:pPr>
       <w:r>
         <w:rPr>
           <w:rFonts w:ascii="Times New Roman" w:eastAsia="Times New Roman" w:hAnsi="Times New Roman" w:cs="Times New Roman"/>
@@ -5681,7 +5717,7 @@
           <w:szCs w:val="24"/>
           <w:lang w:eastAsia="en-AU"/>
         </w:rPr>
-        <w:t>ALEKHYA</w:t>
+        <w:t>6. Cancer screening (or other ailments)</w:t>
       </w:r>
       <w:r>
         <w:rPr>
@@ -5692,7 +5728,18 @@
           <w:szCs w:val="24"/>
           <w:lang w:eastAsia="en-AU"/>
         </w:rPr>
-        <w:t>, NATHAN</w:t>
+        <w:t xml:space="preserve"> (</w:t>
+      </w:r>
+      <w:r>
+        <w:rPr>
+          <w:rFonts w:ascii="Times New Roman" w:eastAsia="Times New Roman" w:hAnsi="Times New Roman" w:cs="Times New Roman"/>
+          <w:b/>
+          <w:bCs/>
+          <w:sz w:val="24"/>
+          <w:szCs w:val="24"/>
+          <w:lang w:eastAsia="en-AU"/>
+        </w:rPr>
+        <w:t>NATHAN</w:t>
       </w:r>
       <w:r>
         <w:rPr>
@@ -5780,19 +5827,8 @@
           <w:szCs w:val="24"/>
           <w:lang w:eastAsia="en-AU"/>
         </w:rPr>
-        <w:t xml:space="preserve"> (ATISH)</w:t>
-      </w:r>
-    </w:p>
-    <w:p>
-      <w:pPr>
-        <w:spacing w:before="100" w:beforeAutospacing="1" w:after="100" w:afterAutospacing="1" w:line="240" w:lineRule="auto"/>
-        <w:rPr>
-          <w:rFonts w:ascii="Times New Roman" w:eastAsia="Times New Roman" w:hAnsi="Times New Roman" w:cs="Times New Roman"/>
-          <w:sz w:val="24"/>
-          <w:szCs w:val="24"/>
-          <w:lang w:eastAsia="en-AU"/>
-        </w:rPr>
-      </w:pPr>
+        <w:t xml:space="preserve"> (</w:t>
+      </w:r>
       <w:r>
         <w:rPr>
           <w:rFonts w:ascii="Times New Roman" w:eastAsia="Times New Roman" w:hAnsi="Times New Roman" w:cs="Times New Roman"/>
@@ -5802,7 +5838,7 @@
           <w:szCs w:val="24"/>
           <w:lang w:eastAsia="en-AU"/>
         </w:rPr>
-        <w:t>8. Women’s health</w:t>
+        <w:t>NATHAN</w:t>
       </w:r>
       <w:r>
         <w:rPr>
@@ -5813,7 +5849,40 @@
           <w:szCs w:val="24"/>
           <w:lang w:eastAsia="en-AU"/>
         </w:rPr>
-        <w:t xml:space="preserve"> (TANVI, ANIRBAN)</w:t>
+        <w:t>)</w:t>
+      </w:r>
+    </w:p>
+    <w:p>
+      <w:pPr>
+        <w:spacing w:before="100" w:beforeAutospacing="1" w:after="100" w:afterAutospacing="1" w:line="240" w:lineRule="auto"/>
+        <w:rPr>
+          <w:rFonts w:ascii="Times New Roman" w:eastAsia="Times New Roman" w:hAnsi="Times New Roman" w:cs="Times New Roman"/>
+          <w:sz w:val="24"/>
+          <w:szCs w:val="24"/>
+          <w:lang w:eastAsia="en-AU"/>
+        </w:rPr>
+      </w:pPr>
+      <w:r>
+        <w:rPr>
+          <w:rFonts w:ascii="Times New Roman" w:eastAsia="Times New Roman" w:hAnsi="Times New Roman" w:cs="Times New Roman"/>
+          <w:b/>
+          <w:bCs/>
+          <w:sz w:val="24"/>
+          <w:szCs w:val="24"/>
+          <w:lang w:eastAsia="en-AU"/>
+        </w:rPr>
+        <w:t>8. Women’s health</w:t>
+      </w:r>
+      <w:r>
+        <w:rPr>
+          <w:rFonts w:ascii="Times New Roman" w:eastAsia="Times New Roman" w:hAnsi="Times New Roman" w:cs="Times New Roman"/>
+          <w:b/>
+          <w:bCs/>
+          <w:sz w:val="24"/>
+          <w:szCs w:val="24"/>
+          <w:lang w:eastAsia="en-AU"/>
+        </w:rPr>
+        <w:t xml:space="preserve"> (TANVI)</w:t>
       </w:r>
     </w:p>
     <w:p>
@@ -5938,7 +6007,7 @@
           <w:szCs w:val="24"/>
           <w:lang w:eastAsia="en-AU"/>
         </w:rPr>
-        <w:t xml:space="preserve"> (TANVI, ATISH)</w:t>
+        <w:t xml:space="preserve"> (TANVI)</w:t>
       </w:r>
     </w:p>
     <w:p>
@@ -5983,7 +6052,7 @@
           <w:szCs w:val="24"/>
           <w:lang w:eastAsia="en-AU"/>
         </w:rPr>
-        <w:t xml:space="preserve"> (ALEKHYA, NATHAN)</w:t>
+        <w:t xml:space="preserve"> (NATHAN)</w:t>
       </w:r>
       <w:r>
         <w:rPr>
@@ -6110,7 +6179,7 @@
           <w:szCs w:val="24"/>
           <w:lang w:eastAsia="en-AU"/>
         </w:rPr>
-        <w:t xml:space="preserve"> (ALEKHYA, NATHAN)</w:t>
+        <w:t xml:space="preserve"> (NATHAN)</w:t>
       </w:r>
     </w:p>
     <w:p>
@@ -6233,7 +6302,7 @@
           <w:szCs w:val="24"/>
           <w:lang w:eastAsia="en-AU"/>
         </w:rPr>
-        <w:t xml:space="preserve"> (SAYAN</w:t>
+        <w:t xml:space="preserve"> (</w:t>
       </w:r>
       <w:r>
         <w:rPr>
@@ -6244,7 +6313,7 @@
           <w:szCs w:val="24"/>
           <w:lang w:eastAsia="en-AU"/>
         </w:rPr>
-        <w:t>, ATISH</w:t>
+        <w:t>SOUBHANIK</w:t>
       </w:r>
       <w:r>
         <w:rPr>
@@ -6431,7 +6500,29 @@
           <w:szCs w:val="24"/>
           <w:lang w:eastAsia="en-AU"/>
         </w:rPr>
-        <w:t xml:space="preserve"> (SAYAN)</w:t>
+        <w:t xml:space="preserve"> (</w:t>
+      </w:r>
+      <w:r>
+        <w:rPr>
+          <w:rFonts w:ascii="Times New Roman" w:eastAsia="Times New Roman" w:hAnsi="Times New Roman" w:cs="Times New Roman"/>
+          <w:b/>
+          <w:bCs/>
+          <w:sz w:val="24"/>
+          <w:szCs w:val="24"/>
+          <w:lang w:eastAsia="en-AU"/>
+        </w:rPr>
+        <w:t>SOUBHANIK</w:t>
+      </w:r>
+      <w:r>
+        <w:rPr>
+          <w:rFonts w:ascii="Times New Roman" w:eastAsia="Times New Roman" w:hAnsi="Times New Roman" w:cs="Times New Roman"/>
+          <w:b/>
+          <w:bCs/>
+          <w:sz w:val="24"/>
+          <w:szCs w:val="24"/>
+          <w:lang w:eastAsia="en-AU"/>
+        </w:rPr>
+        <w:t>)</w:t>
       </w:r>
     </w:p>
     <w:p>
@@ -6650,7 +6741,18 @@
           <w:szCs w:val="24"/>
           <w:lang w:eastAsia="en-AU"/>
         </w:rPr>
-        <w:t xml:space="preserve"> (SAYAN, ANIRBAN)</w:t>
+        <w:t xml:space="preserve"> </w:t>
+      </w:r>
+      <w:r>
+        <w:rPr>
+          <w:rFonts w:ascii="Times New Roman" w:eastAsia="Times New Roman" w:hAnsi="Times New Roman" w:cs="Times New Roman"/>
+          <w:b/>
+          <w:bCs/>
+          <w:sz w:val="24"/>
+          <w:szCs w:val="24"/>
+          <w:lang w:eastAsia="en-AU"/>
+        </w:rPr>
+        <w:t>(SAYAN, ANIRBAN)</w:t>
       </w:r>
     </w:p>
     <w:p>
@@ -6861,7 +6963,29 @@
           <w:szCs w:val="24"/>
           <w:lang w:eastAsia="en-AU"/>
         </w:rPr>
-        <w:t xml:space="preserve"> (SAYAN)</w:t>
+        <w:t xml:space="preserve"> (S</w:t>
+      </w:r>
+      <w:r>
+        <w:rPr>
+          <w:rFonts w:ascii="Times New Roman" w:eastAsia="Times New Roman" w:hAnsi="Times New Roman" w:cs="Times New Roman"/>
+          <w:b/>
+          <w:bCs/>
+          <w:sz w:val="24"/>
+          <w:szCs w:val="24"/>
+          <w:lang w:eastAsia="en-AU"/>
+        </w:rPr>
+        <w:t>OUBHANIK</w:t>
+      </w:r>
+      <w:r>
+        <w:rPr>
+          <w:rFonts w:ascii="Times New Roman" w:eastAsia="Times New Roman" w:hAnsi="Times New Roman" w:cs="Times New Roman"/>
+          <w:b/>
+          <w:bCs/>
+          <w:sz w:val="24"/>
+          <w:szCs w:val="24"/>
+          <w:lang w:eastAsia="en-AU"/>
+        </w:rPr>
+        <w:t>)</w:t>
       </w:r>
     </w:p>
     <w:p>

--- a/Requirements/UseCasesPhase1/DiscussionPoints.docx
+++ b/Requirements/UseCasesPhase1/DiscussionPoints.docx
@@ -1,6 +1,6 @@
 
 <file path=word/document.xml><?xml version="1.0" encoding="utf-8"?>
-<w:document xmlns:wpc="http://schemas.microsoft.com/office/word/2010/wordprocessingCanvas" xmlns:cx="http://schemas.microsoft.com/office/drawing/2014/chartex" xmlns:cx1="http://schemas.microsoft.com/office/drawing/2015/9/8/chartex" xmlns:cx2="http://schemas.microsoft.com/office/drawing/2015/10/21/chartex" xmlns:cx3="http://schemas.microsoft.com/office/drawing/2016/5/9/chartex" xmlns:cx4="http://schemas.microsoft.com/office/drawing/2016/5/10/chartex" xmlns:cx5="http://schemas.microsoft.com/office/drawing/2016/5/11/chartex" xmlns:cx6="http://schemas.microsoft.com/office/drawing/2016/5/12/chartex" xmlns:cx7="http://schemas.microsoft.com/office/drawing/2016/5/13/chartex" xmlns:cx8="http://schemas.microsoft.com/office/drawing/2016/5/14/chartex" xmlns:mc="http://schemas.openxmlformats.org/markup-compatibility/2006" xmlns:aink="http://schemas.microsoft.com/office/drawing/2016/ink" xmlns:am3d="http://schemas.microsoft.com/office/drawing/2017/model3d" xmlns:o="urn:schemas-microsoft-com:office:office" xmlns:oel="http://schemas.microsoft.com/office/2019/extlst" xmlns:r="http://schemas.openxmlformats.org/officeDocument/2006/relationships" xmlns:m="http://schemas.openxmlformats.org/officeDocument/2006/math" xmlns:v="urn:schemas-microsoft-com:vml" xmlns:wp14="http://schemas.microsoft.com/office/word/2010/wordprocessingDrawing" xmlns:wp="http://schemas.openxmlformats.org/drawingml/2006/wordprocessingDrawing" xmlns:w10="urn:schemas-microsoft-com:office:word" xmlns:w="http://schemas.openxmlformats.org/wordprocessingml/2006/main" xmlns:w14="http://schemas.microsoft.com/office/word/2010/wordml" xmlns:w15="http://schemas.microsoft.com/office/word/2012/wordml" xmlns:w16cex="http://schemas.microsoft.com/office/word/2018/wordml/cex" xmlns:w16cid="http://schemas.microsoft.com/office/word/2016/wordml/cid" xmlns:w16="http://schemas.microsoft.com/office/word/2018/wordml" xmlns:w16du="http://schemas.microsoft.com/office/word/2023/wordml/word16du" xmlns:w16sdtdh="http://schemas.microsoft.com/office/word/2020/wordml/sdtdatahash" xmlns:w16sdtfl="http://schemas.microsoft.com/office/word/2024/wordml/sdtformatlock" xmlns:w16se="http://schemas.microsoft.com/office/word/2015/wordml/symex" xmlns:wpg="http://schemas.microsoft.com/office/word/2010/wordprocessingGroup" xmlns:wpi="http://schemas.microsoft.com/office/word/2010/wordprocessingInk" xmlns:wne="http://schemas.microsoft.com/office/word/2006/wordml" xmlns:wps="http://schemas.microsoft.com/office/word/2010/wordprocessingShape" mc:Ignorable="w14 w15 w16se w16cid w16 w16cex w16sdtdh w16sdtfl w16du wp14">
+<w:document xmlns:wpc="http://schemas.microsoft.com/office/word/2010/wordprocessingCanvas" xmlns:cx="http://schemas.microsoft.com/office/drawing/2014/chartex" xmlns:cx1="http://schemas.microsoft.com/office/drawing/2015/9/8/chartex" xmlns:cx2="http://schemas.microsoft.com/office/drawing/2015/10/21/chartex" xmlns:cx3="http://schemas.microsoft.com/office/drawing/2016/5/9/chartex" xmlns:cx4="http://schemas.microsoft.com/office/drawing/2016/5/10/chartex" xmlns:cx5="http://schemas.microsoft.com/office/drawing/2016/5/11/chartex" xmlns:cx6="http://schemas.microsoft.com/office/drawing/2016/5/12/chartex" xmlns:cx7="http://schemas.microsoft.com/office/drawing/2016/5/13/chartex" xmlns:cx8="http://schemas.microsoft.com/office/drawing/2016/5/14/chartex" xmlns:mc="http://schemas.openxmlformats.org/markup-compatibility/2006" xmlns:m="http://schemas.openxmlformats.org/officeDocument/2006/math" xmlns:aink="http://schemas.microsoft.com/office/drawing/2016/ink" xmlns:am3d="http://schemas.microsoft.com/office/drawing/2017/model3d" xmlns:oel="http://schemas.microsoft.com/office/2019/extlst" xmlns:r="http://schemas.openxmlformats.org/officeDocument/2006/relationships" xmlns:wp14="http://schemas.microsoft.com/office/word/2010/wordprocessingDrawing" xmlns:wp="http://schemas.openxmlformats.org/drawingml/2006/wordprocessingDrawing" xmlns:wpg="http://schemas.microsoft.com/office/word/2010/wordprocessingGroup" xmlns:wpi="http://schemas.microsoft.com/office/word/2010/wordprocessingInk" xmlns:wps="http://schemas.microsoft.com/office/word/2010/wordprocessingShape" xmlns:o="urn:schemas-microsoft-com:office:office" xmlns:v="urn:schemas-microsoft-com:vml" xmlns:w10="urn:schemas-microsoft-com:office:word" xmlns:w="http://schemas.openxmlformats.org/wordprocessingml/2006/main" xmlns:w14="http://schemas.microsoft.com/office/word/2010/wordml" xmlns:w15="http://schemas.microsoft.com/office/word/2012/wordml" xmlns:w16cex="http://schemas.microsoft.com/office/word/2018/wordml/cex" xmlns:w16cid="http://schemas.microsoft.com/office/word/2016/wordml/cid" xmlns:w16="http://schemas.microsoft.com/office/word/2018/wordml" xmlns:w16sdtdh="http://schemas.microsoft.com/office/word/2020/wordml/sdtdatahash" xmlns:w16sdtfl="http://schemas.microsoft.com/office/word/2024/wordml/sdtformatlock" xmlns:w16se="http://schemas.microsoft.com/office/word/2015/wordml/symex" xmlns:w16du="http://schemas.microsoft.com/office/word/2023/wordml/word16du" xmlns:wne="http://schemas.microsoft.com/office/word/2006/wordml" mc:Ignorable="w14 w15 w16se w16cid w16 w16cex w16sdtdh w16sdtfl w16du wp14">
   <w:body>
     <w:p>
       <w:pPr>
@@ -154,8 +154,8 @@
         <w:tblLook w:val="04A0" w:firstRow="1" w:lastRow="0" w:firstColumn="1" w:lastColumn="0" w:noHBand="0" w:noVBand="1"/>
       </w:tblPr>
       <w:tblGrid>
-        <w:gridCol w:w="5934"/>
-        <w:gridCol w:w="3082"/>
+        <w:gridCol w:w="5942"/>
+        <w:gridCol w:w="3074"/>
         <w:gridCol w:w="5"/>
         <w:gridCol w:w="5"/>
       </w:tblGrid>
@@ -209,8 +209,22 @@
                       <w:szCs w:val="27"/>
                       <w:lang w:eastAsia="en-AU"/>
                     </w:rPr>
-                    <w:t>Alum Sheila Uyirwoth</w:t>
+                    <w:t xml:space="preserve">Alum Sheila </w:t>
                   </w:r>
+                  <w:proofErr w:type="spellStart"/>
+                  <w:r>
+                    <w:rPr>
+                      <w:rFonts w:ascii="Helvetica" w:eastAsia="Times New Roman" w:hAnsi="Helvetica" w:cs="Helvetica"/>
+                      <w:b/>
+                      <w:bCs/>
+                      <w:color w:val="1F1F1F"/>
+                      <w:sz w:val="27"/>
+                      <w:szCs w:val="27"/>
+                      <w:lang w:eastAsia="en-AU"/>
+                    </w:rPr>
+                    <w:t>Uyirwoth</w:t>
+                  </w:r>
+                  <w:proofErr w:type="spellEnd"/>
                 </w:p>
               </w:tc>
             </w:tr>
@@ -493,7 +507,29 @@
           <w:szCs w:val="24"/>
           <w:lang w:eastAsia="en-AU"/>
         </w:rPr>
-        <w:t>Please see the following four user journeys designed for CheckUpp:</w:t>
+        <w:t>Please see the following four user journeys designed for </w:t>
+      </w:r>
+      <w:proofErr w:type="spellStart"/>
+      <w:r>
+        <w:rPr>
+          <w:rFonts w:ascii="Arial" w:eastAsia="Times New Roman" w:hAnsi="Arial" w:cs="Arial"/>
+          <w:color w:val="222222"/>
+          <w:sz w:val="24"/>
+          <w:szCs w:val="24"/>
+          <w:lang w:eastAsia="en-AU"/>
+        </w:rPr>
+        <w:t>CheckUpp</w:t>
+      </w:r>
+      <w:proofErr w:type="spellEnd"/>
+      <w:r>
+        <w:rPr>
+          <w:rFonts w:ascii="Arial" w:eastAsia="Times New Roman" w:hAnsi="Arial" w:cs="Arial"/>
+          <w:color w:val="222222"/>
+          <w:sz w:val="24"/>
+          <w:szCs w:val="24"/>
+          <w:lang w:eastAsia="en-AU"/>
+        </w:rPr>
+        <w:t>:</w:t>
       </w:r>
     </w:p>
     <w:p>
@@ -868,7 +904,27 @@
                 <w:szCs w:val="20"/>
                 <w:lang w:eastAsia="en-AU"/>
               </w:rPr>
-              <w:t>Mia logs into CheckUpp and selects the pregnancy icon from the home screen.</w:t>
+              <w:t xml:space="preserve">Mia logs into </w:t>
+            </w:r>
+            <w:proofErr w:type="spellStart"/>
+            <w:r>
+              <w:rPr>
+                <w:rFonts w:ascii="Arial" w:eastAsia="Times New Roman" w:hAnsi="Arial" w:cs="Arial"/>
+                <w:sz w:val="20"/>
+                <w:szCs w:val="20"/>
+                <w:lang w:eastAsia="en-AU"/>
+              </w:rPr>
+              <w:t>CheckUpp</w:t>
+            </w:r>
+            <w:proofErr w:type="spellEnd"/>
+            <w:r>
+              <w:rPr>
+                <w:rFonts w:ascii="Arial" w:eastAsia="Times New Roman" w:hAnsi="Arial" w:cs="Arial"/>
+                <w:sz w:val="20"/>
+                <w:szCs w:val="20"/>
+                <w:lang w:eastAsia="en-AU"/>
+              </w:rPr>
+              <w:t xml:space="preserve"> and selects the pregnancy icon from the home screen.</w:t>
             </w:r>
           </w:p>
         </w:tc>
@@ -2415,7 +2471,27 @@
                 <w:szCs w:val="24"/>
                 <w:lang w:eastAsia="en-AU"/>
               </w:rPr>
-              <w:t> for link to HotDocs or direct number or email to practice</w:t>
+              <w:t xml:space="preserve"> for link to </w:t>
+            </w:r>
+            <w:proofErr w:type="spellStart"/>
+            <w:r>
+              <w:rPr>
+                <w:rFonts w:ascii="Arial" w:eastAsia="Times New Roman" w:hAnsi="Arial" w:cs="Arial"/>
+                <w:sz w:val="24"/>
+                <w:szCs w:val="24"/>
+                <w:lang w:eastAsia="en-AU"/>
+              </w:rPr>
+              <w:t>HotDocs</w:t>
+            </w:r>
+            <w:proofErr w:type="spellEnd"/>
+            <w:r>
+              <w:rPr>
+                <w:rFonts w:ascii="Arial" w:eastAsia="Times New Roman" w:hAnsi="Arial" w:cs="Arial"/>
+                <w:sz w:val="24"/>
+                <w:szCs w:val="24"/>
+                <w:lang w:eastAsia="en-AU"/>
+              </w:rPr>
+              <w:t xml:space="preserve"> or direct number or email to practice</w:t>
             </w:r>
           </w:p>
           <w:p>
@@ -2493,8 +2569,19 @@
                 <w:szCs w:val="24"/>
                 <w:lang w:eastAsia="en-AU"/>
               </w:rPr>
-              <w:t>App integrates with local software / call or email to book an appointment .</w:t>
-            </w:r>
+              <w:t xml:space="preserve">App integrates with local software / call or email to book an </w:t>
+            </w:r>
+            <w:proofErr w:type="gramStart"/>
+            <w:r>
+              <w:rPr>
+                <w:rFonts w:ascii="Arial" w:eastAsia="Times New Roman" w:hAnsi="Arial" w:cs="Arial"/>
+                <w:sz w:val="24"/>
+                <w:szCs w:val="24"/>
+                <w:lang w:eastAsia="en-AU"/>
+              </w:rPr>
+              <w:t>appointment .</w:t>
+            </w:r>
+            <w:proofErr w:type="gramEnd"/>
           </w:p>
           <w:p>
             <w:pPr>
@@ -4339,8 +4426,21 @@
             <w:u w:val="single"/>
             <w:lang w:eastAsia="en-AU"/>
           </w:rPr>
-          <w:t>Check Upp</w:t>
+          <w:t xml:space="preserve">Check </w:t>
         </w:r>
+        <w:proofErr w:type="spellStart"/>
+        <w:r>
+          <w:rPr>
+            <w:rFonts w:ascii="Arial" w:eastAsia="Times New Roman" w:hAnsi="Arial" w:cs="Arial"/>
+            <w:color w:val="1155CC"/>
+            <w:sz w:val="20"/>
+            <w:szCs w:val="20"/>
+            <w:u w:val="single"/>
+            <w:lang w:eastAsia="en-AU"/>
+          </w:rPr>
+          <w:t>Upp</w:t>
+        </w:r>
+        <w:proofErr w:type="spellEnd"/>
       </w:hyperlink>
       <w:r>
         <w:rPr>
@@ -4554,8 +4654,8 @@
         <w:tblLook w:val="04A0" w:firstRow="1" w:lastRow="0" w:firstColumn="1" w:lastColumn="0" w:noHBand="0" w:noVBand="1"/>
       </w:tblPr>
       <w:tblGrid>
-        <w:gridCol w:w="5909"/>
-        <w:gridCol w:w="3107"/>
+        <w:gridCol w:w="5917"/>
+        <w:gridCol w:w="3099"/>
         <w:gridCol w:w="5"/>
         <w:gridCol w:w="5"/>
       </w:tblGrid>
@@ -4609,8 +4709,22 @@
                       <w:szCs w:val="27"/>
                       <w:lang w:eastAsia="en-AU"/>
                     </w:rPr>
-                    <w:t>Alum Sheila Uyirwoth</w:t>
+                    <w:t xml:space="preserve">Alum Sheila </w:t>
                   </w:r>
+                  <w:proofErr w:type="spellStart"/>
+                  <w:r>
+                    <w:rPr>
+                      <w:rFonts w:ascii="Helvetica" w:eastAsia="Times New Roman" w:hAnsi="Helvetica" w:cs="Helvetica"/>
+                      <w:b/>
+                      <w:bCs/>
+                      <w:color w:val="1F1F1F"/>
+                      <w:sz w:val="27"/>
+                      <w:szCs w:val="27"/>
+                      <w:lang w:eastAsia="en-AU"/>
+                    </w:rPr>
+                    <w:t>Uyirwoth</w:t>
+                  </w:r>
+                  <w:proofErr w:type="spellEnd"/>
                 </w:p>
               </w:tc>
             </w:tr>
@@ -5190,8 +5304,21 @@
             <w:u w:val="single"/>
             <w:lang w:eastAsia="en-AU"/>
           </w:rPr>
-          <w:t>Check Upp</w:t>
+          <w:t xml:space="preserve">Check </w:t>
         </w:r>
+        <w:proofErr w:type="spellStart"/>
+        <w:r>
+          <w:rPr>
+            <w:rFonts w:ascii="Arial" w:eastAsia="Times New Roman" w:hAnsi="Arial" w:cs="Arial"/>
+            <w:color w:val="1155CC"/>
+            <w:sz w:val="20"/>
+            <w:szCs w:val="20"/>
+            <w:u w:val="single"/>
+            <w:lang w:eastAsia="en-AU"/>
+          </w:rPr>
+          <w:t>Upp</w:t>
+        </w:r>
+        <w:proofErr w:type="spellEnd"/>
       </w:hyperlink>
       <w:r>
         <w:rPr>
@@ -5425,7 +5552,31 @@
           <w:szCs w:val="24"/>
           <w:lang w:eastAsia="en-AU"/>
         </w:rPr>
-        <w:t>2. Compartmentalize the partial-save of</w:t>
+        <w:t xml:space="preserve">2. Compartmentalize the </w:t>
+      </w:r>
+      <w:proofErr w:type="gramStart"/>
+      <w:r>
+        <w:rPr>
+          <w:rFonts w:ascii="Times New Roman" w:eastAsia="Times New Roman" w:hAnsi="Times New Roman" w:cs="Times New Roman"/>
+          <w:b/>
+          <w:bCs/>
+          <w:sz w:val="24"/>
+          <w:szCs w:val="24"/>
+          <w:lang w:eastAsia="en-AU"/>
+        </w:rPr>
+        <w:t>partial-save</w:t>
+      </w:r>
+      <w:proofErr w:type="gramEnd"/>
+      <w:r>
+        <w:rPr>
+          <w:rFonts w:ascii="Times New Roman" w:eastAsia="Times New Roman" w:hAnsi="Times New Roman" w:cs="Times New Roman"/>
+          <w:b/>
+          <w:bCs/>
+          <w:sz w:val="24"/>
+          <w:szCs w:val="24"/>
+          <w:lang w:eastAsia="en-AU"/>
+        </w:rPr>
+        <w:t xml:space="preserve"> of</w:t>
       </w:r>
       <w:r>
         <w:rPr>
@@ -5816,8 +5967,9 @@
           <w:szCs w:val="24"/>
           <w:lang w:eastAsia="en-AU"/>
         </w:rPr>
-        <w:t>7. Add photo capture of pathological results</w:t>
-      </w:r>
+        <w:t xml:space="preserve">7. </w:t>
+      </w:r>
+      <w:bookmarkStart w:id="0" w:name="OLE_LINK1"/>
       <w:r>
         <w:rPr>
           <w:rFonts w:ascii="Times New Roman" w:eastAsia="Times New Roman" w:hAnsi="Times New Roman" w:cs="Times New Roman"/>
@@ -5827,7 +5979,30 @@
           <w:szCs w:val="24"/>
           <w:lang w:eastAsia="en-AU"/>
         </w:rPr>
-        <w:t xml:space="preserve"> (</w:t>
+        <w:t>Add photo capture of pathological results</w:t>
+      </w:r>
+      <w:r>
+        <w:rPr>
+          <w:rFonts w:ascii="Times New Roman" w:eastAsia="Times New Roman" w:hAnsi="Times New Roman" w:cs="Times New Roman"/>
+          <w:b/>
+          <w:bCs/>
+          <w:sz w:val="24"/>
+          <w:szCs w:val="24"/>
+          <w:lang w:eastAsia="en-AU"/>
+        </w:rPr>
+        <w:t xml:space="preserve"> </w:t>
+      </w:r>
+      <w:bookmarkEnd w:id="0"/>
+      <w:r>
+        <w:rPr>
+          <w:rFonts w:ascii="Times New Roman" w:eastAsia="Times New Roman" w:hAnsi="Times New Roman" w:cs="Times New Roman"/>
+          <w:b/>
+          <w:bCs/>
+          <w:sz w:val="24"/>
+          <w:szCs w:val="24"/>
+          <w:lang w:eastAsia="en-AU"/>
+        </w:rPr>
+        <w:t>(</w:t>
       </w:r>
       <w:r>
         <w:rPr>
@@ -6146,7 +6321,47 @@
           <w:szCs w:val="24"/>
           <w:lang w:eastAsia="en-AU"/>
         </w:rPr>
-        <w:t xml:space="preserve"> google calendar &amp; icloud already implemented already.</w:t>
+        <w:t xml:space="preserve"> </w:t>
+      </w:r>
+      <w:proofErr w:type="gramStart"/>
+      <w:r>
+        <w:rPr>
+          <w:rFonts w:ascii="Times New Roman" w:eastAsia="Times New Roman" w:hAnsi="Times New Roman" w:cs="Times New Roman"/>
+          <w:sz w:val="24"/>
+          <w:szCs w:val="24"/>
+          <w:lang w:eastAsia="en-AU"/>
+        </w:rPr>
+        <w:t>google</w:t>
+      </w:r>
+      <w:proofErr w:type="gramEnd"/>
+      <w:r>
+        <w:rPr>
+          <w:rFonts w:ascii="Times New Roman" w:eastAsia="Times New Roman" w:hAnsi="Times New Roman" w:cs="Times New Roman"/>
+          <w:sz w:val="24"/>
+          <w:szCs w:val="24"/>
+          <w:lang w:eastAsia="en-AU"/>
+        </w:rPr>
+        <w:t xml:space="preserve"> calendar &amp; </w:t>
+      </w:r>
+      <w:proofErr w:type="spellStart"/>
+      <w:r>
+        <w:rPr>
+          <w:rFonts w:ascii="Times New Roman" w:eastAsia="Times New Roman" w:hAnsi="Times New Roman" w:cs="Times New Roman"/>
+          <w:sz w:val="24"/>
+          <w:szCs w:val="24"/>
+          <w:lang w:eastAsia="en-AU"/>
+        </w:rPr>
+        <w:t>icloud</w:t>
+      </w:r>
+      <w:proofErr w:type="spellEnd"/>
+      <w:r>
+        <w:rPr>
+          <w:rFonts w:ascii="Times New Roman" w:eastAsia="Times New Roman" w:hAnsi="Times New Roman" w:cs="Times New Roman"/>
+          <w:sz w:val="24"/>
+          <w:szCs w:val="24"/>
+          <w:lang w:eastAsia="en-AU"/>
+        </w:rPr>
+        <w:t xml:space="preserve"> already implemented already.</w:t>
       </w:r>
     </w:p>
     <w:p>
@@ -6912,6 +7127,7 @@
         </w:rPr>
         <w:t xml:space="preserve">: </w:t>
       </w:r>
+      <w:proofErr w:type="spellStart"/>
       <w:r>
         <w:rPr>
           <w:rFonts w:ascii="Times New Roman" w:eastAsia="Times New Roman" w:hAnsi="Times New Roman" w:cs="Times New Roman"/>
@@ -6920,7 +7136,18 @@
           <w:szCs w:val="24"/>
           <w:lang w:eastAsia="en-AU"/>
         </w:rPr>
-        <w:t>json xml????</w:t>
+        <w:t>json</w:t>
+      </w:r>
+      <w:proofErr w:type="spellEnd"/>
+      <w:r>
+        <w:rPr>
+          <w:rFonts w:ascii="Times New Roman" w:eastAsia="Times New Roman" w:hAnsi="Times New Roman" w:cs="Times New Roman"/>
+          <w:color w:val="FF0000"/>
+          <w:sz w:val="24"/>
+          <w:szCs w:val="24"/>
+          <w:lang w:eastAsia="en-AU"/>
+        </w:rPr>
+        <w:t xml:space="preserve"> xml????</w:t>
       </w:r>
     </w:p>
     <w:p>
@@ -7586,7 +7813,27 @@
           <w:szCs w:val="24"/>
           <w:lang w:eastAsia="en-AU"/>
         </w:rPr>
-        <w:t>CICD pipeline + Dockerization + Kubernetes + IAC (Terraform)</w:t>
+        <w:t xml:space="preserve">CICD pipeline + </w:t>
+      </w:r>
+      <w:proofErr w:type="spellStart"/>
+      <w:r>
+        <w:rPr>
+          <w:rFonts w:ascii="Times New Roman" w:eastAsia="Times New Roman" w:hAnsi="Times New Roman" w:cs="Times New Roman"/>
+          <w:sz w:val="24"/>
+          <w:szCs w:val="24"/>
+          <w:lang w:eastAsia="en-AU"/>
+        </w:rPr>
+        <w:t>Dockerization</w:t>
+      </w:r>
+      <w:proofErr w:type="spellEnd"/>
+      <w:r>
+        <w:rPr>
+          <w:rFonts w:ascii="Times New Roman" w:eastAsia="Times New Roman" w:hAnsi="Times New Roman" w:cs="Times New Roman"/>
+          <w:sz w:val="24"/>
+          <w:szCs w:val="24"/>
+          <w:lang w:eastAsia="en-AU"/>
+        </w:rPr>
+        <w:t xml:space="preserve"> + Kubernetes + IAC (Terraform)</w:t>
       </w:r>
     </w:p>
     <w:p>
@@ -7728,7 +7975,29 @@
           <w:szCs w:val="24"/>
           <w:lang w:eastAsia="en-AU"/>
         </w:rPr>
-        <w:t>App link: CheckUpp Android</w:t>
+        <w:t xml:space="preserve">App link: </w:t>
+      </w:r>
+      <w:proofErr w:type="spellStart"/>
+      <w:r>
+        <w:rPr>
+          <w:rFonts w:ascii="Times New Roman" w:eastAsia="Times New Roman" w:hAnsi="Times New Roman" w:cs="Times New Roman"/>
+          <w:b/>
+          <w:sz w:val="24"/>
+          <w:szCs w:val="24"/>
+          <w:lang w:eastAsia="en-AU"/>
+        </w:rPr>
+        <w:t>CheckUpp</w:t>
+      </w:r>
+      <w:proofErr w:type="spellEnd"/>
+      <w:r>
+        <w:rPr>
+          <w:rFonts w:ascii="Times New Roman" w:eastAsia="Times New Roman" w:hAnsi="Times New Roman" w:cs="Times New Roman"/>
+          <w:b/>
+          <w:sz w:val="24"/>
+          <w:szCs w:val="24"/>
+          <w:lang w:eastAsia="en-AU"/>
+        </w:rPr>
+        <w:t xml:space="preserve"> Android</w:t>
       </w:r>
     </w:p>
     <w:p>
@@ -7799,7 +8068,7 @@
 </file>
 
 <file path=word/numbering.xml><?xml version="1.0" encoding="utf-8"?>
-<w:numbering xmlns:wpc="http://schemas.microsoft.com/office/word/2010/wordprocessingCanvas" xmlns:cx="http://schemas.microsoft.com/office/drawing/2014/chartex" xmlns:cx1="http://schemas.microsoft.com/office/drawing/2015/9/8/chartex" xmlns:cx2="http://schemas.microsoft.com/office/drawing/2015/10/21/chartex" xmlns:cx3="http://schemas.microsoft.com/office/drawing/2016/5/9/chartex" xmlns:cx4="http://schemas.microsoft.com/office/drawing/2016/5/10/chartex" xmlns:cx5="http://schemas.microsoft.com/office/drawing/2016/5/11/chartex" xmlns:cx6="http://schemas.microsoft.com/office/drawing/2016/5/12/chartex" xmlns:cx7="http://schemas.microsoft.com/office/drawing/2016/5/13/chartex" xmlns:cx8="http://schemas.microsoft.com/office/drawing/2016/5/14/chartex" xmlns:mc="http://schemas.openxmlformats.org/markup-compatibility/2006" xmlns:aink="http://schemas.microsoft.com/office/drawing/2016/ink" xmlns:am3d="http://schemas.microsoft.com/office/drawing/2017/model3d" xmlns:o="urn:schemas-microsoft-com:office:office" xmlns:oel="http://schemas.microsoft.com/office/2019/extlst" xmlns:r="http://schemas.openxmlformats.org/officeDocument/2006/relationships" xmlns:m="http://schemas.openxmlformats.org/officeDocument/2006/math" xmlns:v="urn:schemas-microsoft-com:vml" xmlns:wp14="http://schemas.microsoft.com/office/word/2010/wordprocessingDrawing" xmlns:wp="http://schemas.openxmlformats.org/drawingml/2006/wordprocessingDrawing" xmlns:w10="urn:schemas-microsoft-com:office:word" xmlns:w="http://schemas.openxmlformats.org/wordprocessingml/2006/main" xmlns:w14="http://schemas.microsoft.com/office/word/2010/wordml" xmlns:w15="http://schemas.microsoft.com/office/word/2012/wordml" xmlns:w16cex="http://schemas.microsoft.com/office/word/2018/wordml/cex" xmlns:w16cid="http://schemas.microsoft.com/office/word/2016/wordml/cid" xmlns:w16="http://schemas.microsoft.com/office/word/2018/wordml" xmlns:w16du="http://schemas.microsoft.com/office/word/2023/wordml/word16du" xmlns:w16sdtdh="http://schemas.microsoft.com/office/word/2020/wordml/sdtdatahash" xmlns:w16sdtfl="http://schemas.microsoft.com/office/word/2024/wordml/sdtformatlock" xmlns:w16se="http://schemas.microsoft.com/office/word/2015/wordml/symex" xmlns:wpg="http://schemas.microsoft.com/office/word/2010/wordprocessingGroup" xmlns:wpi="http://schemas.microsoft.com/office/word/2010/wordprocessingInk" xmlns:wne="http://schemas.microsoft.com/office/word/2006/wordml" xmlns:wps="http://schemas.microsoft.com/office/word/2010/wordprocessingShape" mc:Ignorable="w14 w15 w16se w16cid w16 w16cex w16sdtdh w16sdtfl w16du wp14">
+<w:numbering xmlns:wpc="http://schemas.microsoft.com/office/word/2010/wordprocessingCanvas" xmlns:cx="http://schemas.microsoft.com/office/drawing/2014/chartex" xmlns:cx1="http://schemas.microsoft.com/office/drawing/2015/9/8/chartex" xmlns:cx2="http://schemas.microsoft.com/office/drawing/2015/10/21/chartex" xmlns:cx3="http://schemas.microsoft.com/office/drawing/2016/5/9/chartex" xmlns:cx4="http://schemas.microsoft.com/office/drawing/2016/5/10/chartex" xmlns:cx5="http://schemas.microsoft.com/office/drawing/2016/5/11/chartex" xmlns:cx6="http://schemas.microsoft.com/office/drawing/2016/5/12/chartex" xmlns:cx7="http://schemas.microsoft.com/office/drawing/2016/5/13/chartex" xmlns:cx8="http://schemas.microsoft.com/office/drawing/2016/5/14/chartex" xmlns:mc="http://schemas.openxmlformats.org/markup-compatibility/2006" xmlns:m="http://schemas.openxmlformats.org/officeDocument/2006/math" xmlns:aink="http://schemas.microsoft.com/office/drawing/2016/ink" xmlns:am3d="http://schemas.microsoft.com/office/drawing/2017/model3d" xmlns:oel="http://schemas.microsoft.com/office/2019/extlst" xmlns:r="http://schemas.openxmlformats.org/officeDocument/2006/relationships" xmlns:wp14="http://schemas.microsoft.com/office/word/2010/wordprocessingDrawing" xmlns:wp="http://schemas.openxmlformats.org/drawingml/2006/wordprocessingDrawing" xmlns:wpg="http://schemas.microsoft.com/office/word/2010/wordprocessingGroup" xmlns:wpi="http://schemas.microsoft.com/office/word/2010/wordprocessingInk" xmlns:wps="http://schemas.microsoft.com/office/word/2010/wordprocessingShape" xmlns:o="urn:schemas-microsoft-com:office:office" xmlns:v="urn:schemas-microsoft-com:vml" xmlns:w10="urn:schemas-microsoft-com:office:word" xmlns:w="http://schemas.openxmlformats.org/wordprocessingml/2006/main" xmlns:w14="http://schemas.microsoft.com/office/word/2010/wordml" xmlns:w15="http://schemas.microsoft.com/office/word/2012/wordml" xmlns:w16cex="http://schemas.microsoft.com/office/word/2018/wordml/cex" xmlns:w16cid="http://schemas.microsoft.com/office/word/2016/wordml/cid" xmlns:w16="http://schemas.microsoft.com/office/word/2018/wordml" xmlns:w16sdtdh="http://schemas.microsoft.com/office/word/2020/wordml/sdtdatahash" xmlns:w16sdtfl="http://schemas.microsoft.com/office/word/2024/wordml/sdtformatlock" xmlns:w16se="http://schemas.microsoft.com/office/word/2015/wordml/symex" xmlns:w16du="http://schemas.microsoft.com/office/word/2023/wordml/word16du" xmlns:wne="http://schemas.microsoft.com/office/word/2006/wordml" mc:Ignorable="w14 w15 w16se w16cid w16 w16cex w16sdtdh w16sdtfl w16du wp14">
   <w:abstractNum w:abstractNumId="0" w15:restartNumberingAfterBreak="0">
     <w:nsid w:val="09DC7875"/>
     <w:multiLevelType w:val="multilevel"/>
@@ -9932,7 +10201,7 @@
 </file>
 
 <file path=word/styles.xml><?xml version="1.0" encoding="utf-8"?>
-<w:styles xmlns:mc="http://schemas.openxmlformats.org/markup-compatibility/2006" xmlns:r="http://schemas.openxmlformats.org/officeDocument/2006/relationships" xmlns:w="http://schemas.openxmlformats.org/wordprocessingml/2006/main" xmlns:w14="http://schemas.microsoft.com/office/word/2010/wordml" xmlns:w15="http://schemas.microsoft.com/office/word/2012/wordml" xmlns:w16cex="http://schemas.microsoft.com/office/word/2018/wordml/cex" xmlns:w16cid="http://schemas.microsoft.com/office/word/2016/wordml/cid" xmlns:w16="http://schemas.microsoft.com/office/word/2018/wordml" xmlns:w16du="http://schemas.microsoft.com/office/word/2023/wordml/word16du" xmlns:w16sdtdh="http://schemas.microsoft.com/office/word/2020/wordml/sdtdatahash" xmlns:w16sdtfl="http://schemas.microsoft.com/office/word/2024/wordml/sdtformatlock" xmlns:w16se="http://schemas.microsoft.com/office/word/2015/wordml/symex" mc:Ignorable="w14 w15 w16se w16cid w16 w16cex w16sdtdh w16sdtfl w16du">
+<w:styles xmlns:mc="http://schemas.openxmlformats.org/markup-compatibility/2006" xmlns:r="http://schemas.openxmlformats.org/officeDocument/2006/relationships" xmlns:w="http://schemas.openxmlformats.org/wordprocessingml/2006/main" xmlns:w14="http://schemas.microsoft.com/office/word/2010/wordml" xmlns:w15="http://schemas.microsoft.com/office/word/2012/wordml" xmlns:w16cex="http://schemas.microsoft.com/office/word/2018/wordml/cex" xmlns:w16cid="http://schemas.microsoft.com/office/word/2016/wordml/cid" xmlns:w16="http://schemas.microsoft.com/office/word/2018/wordml" xmlns:w16sdtdh="http://schemas.microsoft.com/office/word/2020/wordml/sdtdatahash" xmlns:w16sdtfl="http://schemas.microsoft.com/office/word/2024/wordml/sdtformatlock" xmlns:w16se="http://schemas.microsoft.com/office/word/2015/wordml/symex" xmlns:w16du="http://schemas.microsoft.com/office/word/2023/wordml/word16du" mc:Ignorable="w14 w15 w16se w16cid w16 w16cex w16sdtdh w16sdtfl w16du">
   <w:docDefaults>
     <w:rPrDefault>
       <w:rPr>
